--- a/fiction/drafts/first-person/fpp-restless-nights_mod_20250608-0448.docx
+++ b/fiction/drafts/first-person/fpp-restless-nights_mod_20250608-0448.docx
@@ -6,36 +6,42 @@
       <w:pPr>
         <w:spacing w:line="360" w:lineRule="auto"/>
         <w:rPr>
-          <w:rFonts w:ascii="Calibri" w:hAnsi="Calibri" w:cs="Calibri"/>
-        </w:rPr>
-      </w:pPr>
-      <w:r>
-        <w:rPr>
-          <w:rFonts w:ascii="Calibri" w:hAnsi="Calibri" w:cs="Calibri"/>
+          <w:rFonts w:ascii="Montserrat" w:hAnsi="Montserrat" w:cs="Calibri"/>
+          <w:sz w:val="24"/>
+        </w:rPr>
+      </w:pPr>
+      <w:r>
+        <w:rPr>
+          <w:rFonts w:ascii="Montserrat" w:hAnsi="Montserrat" w:cs="Calibri"/>
+          <w:sz w:val="24"/>
         </w:rPr>
         <w:fldChar w:fldCharType="begin"/>
       </w:r>
       <w:r>
         <w:rPr>
-          <w:rFonts w:ascii="Calibri" w:hAnsi="Calibri" w:cs="Calibri"/>
+          <w:rFonts w:ascii="Montserrat" w:hAnsi="Montserrat" w:cs="Calibri"/>
+          <w:sz w:val="24"/>
         </w:rPr>
         <w:instrText xml:space="preserve"> TITLE  \* MERGEFORMAT </w:instrText>
       </w:r>
       <w:r>
         <w:rPr>
-          <w:rFonts w:ascii="Calibri" w:hAnsi="Calibri" w:cs="Calibri"/>
+          <w:rFonts w:ascii="Montserrat" w:hAnsi="Montserrat" w:cs="Calibri"/>
+          <w:sz w:val="24"/>
         </w:rPr>
         <w:fldChar w:fldCharType="separate"/>
       </w:r>
       <w:r>
         <w:rPr>
-          <w:rFonts w:ascii="Calibri" w:hAnsi="Calibri" w:cs="Calibri"/>
+          <w:rFonts w:ascii="Montserrat" w:hAnsi="Montserrat" w:cs="Calibri"/>
+          <w:sz w:val="24"/>
         </w:rPr>
         <w:t>Morgan - Restless Nights</w:t>
       </w:r>
       <w:r>
         <w:rPr>
-          <w:rFonts w:ascii="Calibri" w:hAnsi="Calibri" w:cs="Calibri"/>
+          <w:rFonts w:ascii="Montserrat" w:hAnsi="Montserrat" w:cs="Calibri"/>
+          <w:sz w:val="24"/>
         </w:rPr>
         <w:fldChar w:fldCharType="end"/>
       </w:r>
@@ -45,93 +51,106 @@
         <w:spacing w:line="360" w:lineRule="auto"/>
         <w:jc w:val="right"/>
         <w:rPr>
-          <w:rFonts w:ascii="Calibri" w:hAnsi="Calibri" w:cs="Calibri"/>
+          <w:rFonts w:ascii="Montserrat" w:hAnsi="Montserrat" w:cs="Calibri"/>
           <w:color w:val="808080"/>
-        </w:rPr>
-      </w:pPr>
-      <w:r>
-        <w:rPr>
-          <w:rFonts w:ascii="Calibri" w:hAnsi="Calibri" w:cs="Calibri"/>
+          <w:sz w:val="24"/>
+        </w:rPr>
+      </w:pPr>
+      <w:r>
+        <w:rPr>
+          <w:rFonts w:ascii="Montserrat" w:hAnsi="Montserrat" w:cs="Calibri"/>
           <w:color w:val="808080"/>
+          <w:sz w:val="24"/>
         </w:rPr>
         <w:fldChar w:fldCharType="begin"/>
       </w:r>
       <w:r>
         <w:rPr>
-          <w:rFonts w:ascii="Calibri" w:hAnsi="Calibri" w:cs="Calibri"/>
+          <w:rFonts w:ascii="Montserrat" w:hAnsi="Montserrat" w:cs="Calibri"/>
           <w:color w:val="808080"/>
+          <w:sz w:val="24"/>
         </w:rPr>
         <w:instrText xml:space="preserve"> NUMPAGES  \* MERGEFORMAT </w:instrText>
       </w:r>
       <w:r>
         <w:rPr>
-          <w:rFonts w:ascii="Calibri" w:hAnsi="Calibri" w:cs="Calibri"/>
+          <w:rFonts w:ascii="Montserrat" w:hAnsi="Montserrat" w:cs="Calibri"/>
           <w:color w:val="808080"/>
+          <w:sz w:val="24"/>
         </w:rPr>
         <w:fldChar w:fldCharType="separate"/>
       </w:r>
       <w:r>
         <w:rPr>
-          <w:rFonts w:ascii="Calibri" w:hAnsi="Calibri" w:cs="Calibri"/>
+          <w:rFonts w:ascii="Montserrat" w:hAnsi="Montserrat" w:cs="Calibri"/>
           <w:noProof/>
           <w:color w:val="808080"/>
+          <w:sz w:val="24"/>
         </w:rPr>
         <w:t>2</w:t>
       </w:r>
       <w:r>
         <w:rPr>
-          <w:rFonts w:ascii="Calibri" w:hAnsi="Calibri" w:cs="Calibri"/>
+          <w:rFonts w:ascii="Montserrat" w:hAnsi="Montserrat" w:cs="Calibri"/>
           <w:color w:val="808080"/>
+          <w:sz w:val="24"/>
         </w:rPr>
         <w:fldChar w:fldCharType="end"/>
       </w:r>
       <w:r>
         <w:rPr>
-          <w:rFonts w:ascii="Calibri" w:hAnsi="Calibri" w:cs="Calibri"/>
+          <w:rFonts w:ascii="Montserrat" w:hAnsi="Montserrat" w:cs="Calibri"/>
           <w:color w:val="808080"/>
+          <w:sz w:val="24"/>
         </w:rPr>
         <w:t xml:space="preserve"> pages ∙ </w:t>
       </w:r>
       <w:r>
         <w:rPr>
-          <w:rFonts w:ascii="Calibri" w:hAnsi="Calibri" w:cs="Calibri"/>
+          <w:rFonts w:ascii="Montserrat" w:hAnsi="Montserrat" w:cs="Calibri"/>
           <w:color w:val="808080"/>
+          <w:sz w:val="24"/>
         </w:rPr>
         <w:fldChar w:fldCharType="begin"/>
       </w:r>
       <w:r>
         <w:rPr>
-          <w:rFonts w:ascii="Calibri" w:hAnsi="Calibri" w:cs="Calibri"/>
+          <w:rFonts w:ascii="Montserrat" w:hAnsi="Montserrat" w:cs="Calibri"/>
           <w:color w:val="808080"/>
+          <w:sz w:val="24"/>
         </w:rPr>
         <w:instrText xml:space="preserve"> NUMWORDS  \* MERGEFORMAT </w:instrText>
       </w:r>
       <w:r>
         <w:rPr>
-          <w:rFonts w:ascii="Calibri" w:hAnsi="Calibri" w:cs="Calibri"/>
+          <w:rFonts w:ascii="Montserrat" w:hAnsi="Montserrat" w:cs="Calibri"/>
           <w:color w:val="808080"/>
+          <w:sz w:val="24"/>
         </w:rPr>
         <w:fldChar w:fldCharType="separate"/>
       </w:r>
       <w:r>
         <w:rPr>
-          <w:rFonts w:ascii="Calibri" w:hAnsi="Calibri" w:cs="Calibri"/>
+          <w:rFonts w:ascii="Montserrat" w:hAnsi="Montserrat" w:cs="Calibri"/>
           <w:noProof/>
           <w:color w:val="808080"/>
+          <w:sz w:val="24"/>
         </w:rPr>
         <w:t>1020</w:t>
       </w:r>
       <w:r>
         <w:rPr>
-          <w:rFonts w:ascii="Calibri" w:hAnsi="Calibri" w:cs="Calibri"/>
+          <w:rFonts w:ascii="Montserrat" w:hAnsi="Montserrat" w:cs="Calibri"/>
           <w:color w:val="808080"/>
+          <w:sz w:val="24"/>
         </w:rPr>
         <w:fldChar w:fldCharType="end"/>
       </w:r>
       <w:r>
         <w:rPr>
-          <w:rFonts w:ascii="Calibri" w:hAnsi="Calibri" w:cs="Calibri"/>
+          <w:rFonts w:ascii="Montserrat" w:hAnsi="Montserrat" w:cs="Calibri"/>
           <w:color w:val="808080"/>
+          <w:sz w:val="24"/>
         </w:rPr>
         <w:t xml:space="preserve"> words</w:t>
       </w:r>
@@ -140,8 +159,9 @@
       <w:pPr>
         <w:spacing w:line="360" w:lineRule="auto"/>
         <w:rPr>
-          <w:rFonts w:ascii="Calibri" w:hAnsi="Calibri" w:cs="Calibri"/>
+          <w:rFonts w:ascii="Montserrat" w:hAnsi="Montserrat" w:cs="Calibri"/>
           <w:color w:val="808080"/>
+          <w:sz w:val="24"/>
         </w:rPr>
       </w:pPr>
     </w:p>
@@ -150,42 +170,23 @@
         <w:pStyle w:val="BodyText"/>
         <w:spacing w:line="360" w:lineRule="auto"/>
         <w:rPr>
-          <w:rFonts w:ascii="Calibri" w:hAnsi="Calibri" w:cs="Calibri"/>
-        </w:rPr>
-      </w:pPr>
-      <w:r>
-        <w:rPr>
-          <w:rFonts w:ascii="Calibri" w:hAnsi="Calibri" w:cs="Calibri"/>
-        </w:rPr>
-        <w:t xml:space="preserve">I closed my eyes and pretended that I didn't know what would happen next. I was just too </w:t>
-      </w:r>
-      <w:proofErr w:type="gramStart"/>
-      <w:r>
-        <w:rPr>
-          <w:rFonts w:ascii="Calibri" w:hAnsi="Calibri" w:cs="Calibri"/>
-        </w:rPr>
-        <w:t>tired</w:t>
-      </w:r>
-      <w:proofErr w:type="gramEnd"/>
-      <w:r>
-        <w:rPr>
-          <w:rFonts w:ascii="Calibri" w:hAnsi="Calibri" w:cs="Calibri"/>
-        </w:rPr>
-        <w:t xml:space="preserve"> and a weight had settled on me like a lover. I wanted to cry because this is how it always started. An inescapable pressure plunged my body into the paths of sleep but cast my mind adrift. Merciful oblivion floated beyond my reach, an impenetrable sea. I twisted, I writhed, but every move only loosened the contours of my private universe. Every sensation became cleaner, sharper. A </w:t>
-      </w:r>
-      <w:proofErr w:type="gramStart"/>
-      <w:r>
-        <w:rPr>
-          <w:rFonts w:ascii="Calibri" w:hAnsi="Calibri" w:cs="Calibri"/>
-        </w:rPr>
-        <w:t>razor edged</w:t>
-      </w:r>
-      <w:proofErr w:type="gramEnd"/>
-      <w:r>
-        <w:rPr>
-          <w:rFonts w:ascii="Calibri" w:hAnsi="Calibri" w:cs="Calibri"/>
-        </w:rPr>
-        <w:t xml:space="preserve"> sensation sliced through me, searing and electric. My body unraveled into smoke and my mind flowed off into an endless, cold abyss. </w:t>
+          <w:rFonts w:ascii="Montserrat" w:hAnsi="Montserrat" w:cs="Calibri"/>
+          <w:sz w:val="24"/>
+        </w:rPr>
+      </w:pPr>
+      <w:r>
+        <w:rPr>
+          <w:rFonts w:ascii="Montserrat" w:hAnsi="Montserrat" w:cs="Calibri"/>
+          <w:sz w:val="24"/>
+        </w:rPr>
+        <w:t>I closed my eyes and pretended that I didn't know what would happen next. I was just too tired and a weight had settled on me like a lover. I wanted to cry because this is how it always started. An inescapable pressure plunged my body into the paths of sleep but cast my mind adrift. Merciful oblivion floated beyond my reach, an impenetrable sea. I twisted, I writhed, but every move only loosened the contours of my private universe. Every sensation became cleaner, sharper. A razor edged sensation sliced thro</w:t>
+      </w:r>
+      <w:r>
+        <w:rPr>
+          <w:rFonts w:ascii="Montserrat" w:hAnsi="Montserrat" w:cs="Calibri"/>
+          <w:sz w:val="24"/>
+        </w:rPr>
+        <w:t xml:space="preserve">ugh me, searing and electric. My body unraveled into smoke and my mind flowed off into an endless, cold abyss. </w:t>
       </w:r>
     </w:p>
     <w:p>
@@ -194,21 +195,24 @@
         <w:spacing w:line="360" w:lineRule="auto"/>
         <w:jc w:val="both"/>
         <w:rPr>
-          <w:rFonts w:ascii="Calibri" w:hAnsi="Calibri" w:cs="Calibri"/>
-        </w:rPr>
-      </w:pPr>
-      <w:r>
-        <w:rPr>
-          <w:rFonts w:ascii="Calibri" w:hAnsi="Calibri" w:cs="Calibri"/>
+          <w:rFonts w:ascii="Montserrat" w:hAnsi="Montserrat" w:cs="Calibri"/>
+          <w:sz w:val="24"/>
+        </w:rPr>
+      </w:pPr>
+      <w:r>
+        <w:rPr>
+          <w:rFonts w:ascii="Montserrat" w:hAnsi="Montserrat" w:cs="Calibri"/>
           <w:i/>
           <w:iCs/>
+          <w:sz w:val="24"/>
         </w:rPr>
         <w:tab/>
         <w:t>I know this… and I know I can't escape this.</w:t>
       </w:r>
       <w:r>
         <w:rPr>
-          <w:rFonts w:ascii="Calibri" w:hAnsi="Calibri" w:cs="Calibri"/>
+          <w:rFonts w:ascii="Montserrat" w:hAnsi="Montserrat" w:cs="Calibri"/>
+          <w:sz w:val="24"/>
         </w:rPr>
         <w:t xml:space="preserve"> </w:t>
       </w:r>
@@ -219,65 +223,49 @@
         <w:spacing w:line="360" w:lineRule="auto"/>
         <w:jc w:val="both"/>
         <w:rPr>
-          <w:rFonts w:ascii="Calibri" w:hAnsi="Calibri" w:cs="Calibri"/>
-        </w:rPr>
-      </w:pPr>
-      <w:r>
-        <w:rPr>
-          <w:rFonts w:ascii="Calibri" w:hAnsi="Calibri" w:cs="Calibri"/>
+          <w:rFonts w:ascii="Montserrat" w:hAnsi="Montserrat" w:cs="Calibri"/>
+          <w:sz w:val="24"/>
+        </w:rPr>
+      </w:pPr>
+      <w:r>
+        <w:rPr>
+          <w:rFonts w:ascii="Montserrat" w:hAnsi="Montserrat" w:cs="Calibri"/>
+          <w:sz w:val="24"/>
         </w:rPr>
         <w:tab/>
         <w:t xml:space="preserve">I felt my mind scream. The silent, brilliant sound shivered across the threads of my soul, transmuted into piercing illumination. An instant glimpse of the meaning of my scream; terror, agony, ecstasy—I </w:t>
       </w:r>
-      <w:proofErr w:type="gramStart"/>
-      <w:r>
-        <w:rPr>
-          <w:rFonts w:ascii="Calibri" w:hAnsi="Calibri" w:cs="Calibri"/>
+      <w:r>
+        <w:rPr>
+          <w:rFonts w:ascii="Montserrat" w:hAnsi="Montserrat" w:cs="Calibri"/>
           <w:i/>
           <w:iCs/>
+          <w:sz w:val="24"/>
         </w:rPr>
         <w:t>am</w:t>
       </w:r>
       <w:r>
         <w:rPr>
-          <w:rFonts w:ascii="Calibri" w:hAnsi="Calibri" w:cs="Calibri"/>
-        </w:rPr>
-        <w:t>;</w:t>
-      </w:r>
-      <w:proofErr w:type="gramEnd"/>
-      <w:r>
-        <w:rPr>
-          <w:rFonts w:ascii="Calibri" w:hAnsi="Calibri" w:cs="Calibri"/>
-        </w:rPr>
-        <w:t xml:space="preserve"> I </w:t>
-      </w:r>
-      <w:r>
-        <w:rPr>
-          <w:rFonts w:ascii="Calibri" w:hAnsi="Calibri" w:cs="Calibri"/>
+          <w:rFonts w:ascii="Montserrat" w:hAnsi="Montserrat" w:cs="Calibri"/>
+          <w:sz w:val="24"/>
+        </w:rPr>
+        <w:t xml:space="preserve">; I </w:t>
+      </w:r>
+      <w:r>
+        <w:rPr>
+          <w:rFonts w:ascii="Montserrat" w:hAnsi="Montserrat" w:cs="Calibri"/>
           <w:i/>
           <w:iCs/>
+          <w:sz w:val="24"/>
         </w:rPr>
         <w:t>know</w:t>
       </w:r>
       <w:r>
         <w:rPr>
-          <w:rFonts w:ascii="Calibri" w:hAnsi="Calibri" w:cs="Calibri"/>
-        </w:rPr>
-        <w:t xml:space="preserve">—but the thought seemed inexpressible. Unbearable. I coiled around another </w:t>
-      </w:r>
-      <w:proofErr w:type="gramStart"/>
-      <w:r>
-        <w:rPr>
-          <w:rFonts w:ascii="Calibri" w:hAnsi="Calibri" w:cs="Calibri"/>
-        </w:rPr>
-        <w:t>scream</w:t>
-      </w:r>
-      <w:proofErr w:type="gramEnd"/>
-      <w:r>
-        <w:rPr>
-          <w:rFonts w:ascii="Calibri" w:hAnsi="Calibri" w:cs="Calibri"/>
-        </w:rPr>
-        <w:t xml:space="preserve"> but the echoes reached me before I could start. </w:t>
+          <w:rFonts w:ascii="Montserrat" w:hAnsi="Montserrat" w:cs="Calibri"/>
+          <w:sz w:val="24"/>
+        </w:rPr>
+        <w:t xml:space="preserve">—but the thought seemed inexpressible. Unbearable. I coiled around another scream but the echoes reached me before I could start. </w:t>
       </w:r>
     </w:p>
     <w:p>
@@ -286,26 +274,30 @@
         <w:spacing w:line="360" w:lineRule="auto"/>
         <w:jc w:val="both"/>
         <w:rPr>
-          <w:rFonts w:ascii="Calibri" w:hAnsi="Calibri" w:cs="Calibri"/>
-        </w:rPr>
-      </w:pPr>
-      <w:r>
-        <w:rPr>
-          <w:rFonts w:ascii="Calibri" w:hAnsi="Calibri" w:cs="Calibri"/>
+          <w:rFonts w:ascii="Montserrat" w:hAnsi="Montserrat" w:cs="Calibri"/>
+          <w:sz w:val="24"/>
+        </w:rPr>
+      </w:pPr>
+      <w:r>
+        <w:rPr>
+          <w:rFonts w:ascii="Montserrat" w:hAnsi="Montserrat" w:cs="Calibri"/>
+          <w:sz w:val="24"/>
         </w:rPr>
         <w:tab/>
       </w:r>
       <w:r>
         <w:rPr>
-          <w:rFonts w:ascii="Calibri" w:hAnsi="Calibri" w:cs="Calibri"/>
+          <w:rFonts w:ascii="Montserrat" w:hAnsi="Montserrat" w:cs="Calibri"/>
           <w:i/>
           <w:iCs/>
+          <w:sz w:val="24"/>
         </w:rPr>
         <w:t>Oh my god</w:t>
       </w:r>
       <w:r>
         <w:rPr>
-          <w:rFonts w:ascii="Calibri" w:hAnsi="Calibri" w:cs="Calibri"/>
+          <w:rFonts w:ascii="Montserrat" w:hAnsi="Montserrat" w:cs="Calibri"/>
+          <w:sz w:val="24"/>
         </w:rPr>
         <w:t>.</w:t>
       </w:r>
@@ -316,49 +308,24 @@
         <w:spacing w:line="360" w:lineRule="auto"/>
         <w:jc w:val="both"/>
         <w:rPr>
-          <w:rFonts w:ascii="Calibri" w:hAnsi="Calibri" w:cs="Calibri"/>
-        </w:rPr>
-      </w:pPr>
-      <w:r>
-        <w:rPr>
-          <w:rFonts w:ascii="Calibri" w:hAnsi="Calibri" w:cs="Calibri"/>
+          <w:rFonts w:ascii="Montserrat" w:hAnsi="Montserrat" w:cs="Calibri"/>
+          <w:sz w:val="24"/>
+        </w:rPr>
+      </w:pPr>
+      <w:r>
+        <w:rPr>
+          <w:rFonts w:ascii="Montserrat" w:hAnsi="Montserrat" w:cs="Calibri"/>
+          <w:sz w:val="24"/>
         </w:rPr>
         <w:tab/>
-        <w:t xml:space="preserve">I turned and glimpsed a faint image, a dream haunting </w:t>
-      </w:r>
-      <w:proofErr w:type="gramStart"/>
-      <w:r>
-        <w:rPr>
-          <w:rFonts w:ascii="Calibri" w:hAnsi="Calibri" w:cs="Calibri"/>
-        </w:rPr>
-        <w:t>a darkened</w:t>
-      </w:r>
-      <w:proofErr w:type="gramEnd"/>
-      <w:r>
-        <w:rPr>
-          <w:rFonts w:ascii="Calibri" w:hAnsi="Calibri" w:cs="Calibri"/>
-        </w:rPr>
-        <w:t xml:space="preserve"> glass. I was only separated from it by a twist of </w:t>
-      </w:r>
-      <w:proofErr w:type="gramStart"/>
-      <w:r>
-        <w:rPr>
-          <w:rFonts w:ascii="Calibri" w:hAnsi="Calibri" w:cs="Calibri"/>
-        </w:rPr>
-        <w:t>the imagination</w:t>
-      </w:r>
-      <w:proofErr w:type="gramEnd"/>
-      <w:r>
-        <w:rPr>
-          <w:rFonts w:ascii="Calibri" w:hAnsi="Calibri" w:cs="Calibri"/>
-        </w:rPr>
-        <w:t xml:space="preserve">. At first I did not comprehend what I faced; then I was another me, and the image was another world. I felt herself drawing a breath and I knew what was coming. </w:t>
-      </w:r>
-      <w:r>
-        <w:rPr>
-          <w:rFonts w:ascii="Calibri" w:hAnsi="Calibri" w:cs="Calibri"/>
+        <w:t xml:space="preserve">I turned and glimpsed a faint image, a dream haunting a darkened glass. I was only separated from it by a twist of the imagination. At first I did not comprehend what I faced; then I was another me, and the image was another world. I felt herself drawing a breath and I knew what was coming. </w:t>
+      </w:r>
+      <w:r>
+        <w:rPr>
+          <w:rFonts w:ascii="Montserrat" w:hAnsi="Montserrat" w:cs="Calibri"/>
           <w:i/>
           <w:iCs/>
+          <w:sz w:val="24"/>
         </w:rPr>
         <w:t xml:space="preserve">Please no. No. Oh, please... </w:t>
       </w:r>
@@ -369,97 +336,61 @@
         <w:spacing w:line="360" w:lineRule="auto"/>
         <w:jc w:val="both"/>
         <w:rPr>
-          <w:rFonts w:ascii="Calibri" w:hAnsi="Calibri" w:cs="Calibri"/>
-        </w:rPr>
-      </w:pPr>
-      <w:r>
-        <w:rPr>
-          <w:rFonts w:ascii="Calibri" w:hAnsi="Calibri" w:cs="Calibri"/>
+          <w:rFonts w:ascii="Montserrat" w:hAnsi="Montserrat" w:cs="Calibri"/>
+          <w:sz w:val="24"/>
+        </w:rPr>
+      </w:pPr>
+      <w:r>
+        <w:rPr>
+          <w:rFonts w:ascii="Montserrat" w:hAnsi="Montserrat" w:cs="Calibri"/>
+          <w:sz w:val="24"/>
         </w:rPr>
         <w:tab/>
-        <w:t xml:space="preserve">The darkness where I stood barely intruded into the lightless spaces of this other dream. I have no time. I strained to reach out in the fractured moment in which I was almost in sync. I felt the singing ache as my mind touched another's and recognition flickered. The gentle murmur of a rich life caressed me as I slipped deeper into her. Me. I swallowed hot, burning despair as I realized that I could know nothing more of her—my—life than this. Being us was so much more complex than merely being me. </w:t>
-      </w:r>
-      <w:proofErr w:type="gramStart"/>
-      <w:r>
-        <w:rPr>
-          <w:rFonts w:ascii="Calibri" w:hAnsi="Calibri" w:cs="Calibri"/>
-        </w:rPr>
-        <w:t>She—I</w:t>
-      </w:r>
-      <w:proofErr w:type="gramEnd"/>
-      <w:r>
-        <w:rPr>
-          <w:rFonts w:ascii="Calibri" w:hAnsi="Calibri" w:cs="Calibri"/>
-        </w:rPr>
-        <w:t xml:space="preserve"> seemed to extend into the impossible image of a world inside a dream. I reached a hand up to the glass, but the mirror was </w:t>
-      </w:r>
-      <w:proofErr w:type="gramStart"/>
-      <w:r>
-        <w:rPr>
-          <w:rFonts w:ascii="Calibri" w:hAnsi="Calibri" w:cs="Calibri"/>
-        </w:rPr>
-        <w:t>open—a door</w:t>
-      </w:r>
-      <w:proofErr w:type="gramEnd"/>
-      <w:r>
-        <w:rPr>
-          <w:rFonts w:ascii="Calibri" w:hAnsi="Calibri" w:cs="Calibri"/>
-        </w:rPr>
-        <w:t xml:space="preserve">. I was standing nowhere, cast upon the face of an abyss; and yet I somehow also stood within the image. I felt as if I had escaped herself and I dared not cross the line. I watched herself in the mirror, struggling—with all my love and all my hate. I touched the </w:t>
-      </w:r>
-      <w:proofErr w:type="gramStart"/>
-      <w:r>
-        <w:rPr>
-          <w:rFonts w:ascii="Calibri" w:hAnsi="Calibri" w:cs="Calibri"/>
-        </w:rPr>
-        <w:t>not</w:t>
-      </w:r>
-      <w:proofErr w:type="gramEnd"/>
-      <w:r>
-        <w:rPr>
-          <w:rFonts w:ascii="Calibri" w:hAnsi="Calibri" w:cs="Calibri"/>
-        </w:rPr>
-        <w:t xml:space="preserve">-surface of the divide. Delicate. Much too fragile. The sound of my </w:t>
-      </w:r>
-      <w:proofErr w:type="gramStart"/>
-      <w:r>
-        <w:rPr>
-          <w:rFonts w:ascii="Calibri" w:hAnsi="Calibri" w:cs="Calibri"/>
-        </w:rPr>
-        <w:t>scream</w:t>
-      </w:r>
-      <w:proofErr w:type="gramEnd"/>
-      <w:r>
-        <w:rPr>
-          <w:rFonts w:ascii="Calibri" w:hAnsi="Calibri" w:cs="Calibri"/>
-        </w:rPr>
-        <w:t xml:space="preserve"> was growing in my ears. Suddenly my reflection stepped toward me, stepped through and touched me. The threshold shattered. The image of the world—the dream—began to devour itself. My reflection split, sundered by the violation of the divide. I… </w:t>
-      </w:r>
-      <w:r>
-        <w:rPr>
-          <w:rFonts w:ascii="Calibri" w:hAnsi="Calibri" w:cs="Calibri"/>
+        <w:t>The darkness where I stood barely intruded into the lightless spaces of this other dream. I have no time. I strained to reach out in the fractured moment in which I was almost in sync. I felt the singing ache as my mind touched another's and recognition flickered. The gentle murmur of a rich life caressed me as I slipped deeper into her. Me. I swallowed hot, burning despair as I realized that I could know nothing more of her—my—life than this. Being us was so much more complex than merely being me. She—I s</w:t>
+      </w:r>
+      <w:r>
+        <w:rPr>
+          <w:rFonts w:ascii="Montserrat" w:hAnsi="Montserrat" w:cs="Calibri"/>
+          <w:sz w:val="24"/>
+        </w:rPr>
+        <w:t>eemed to extend into the impossible image of a world inside a dream. I reached a hand up to the glass, but the mirror was open—a door. I was standing nowhere, cast upon the face of an abyss; and yet I somehow also stood within the image. I felt as if I had escaped herself and I dared not cross the line. I watched herself in the mirror, struggling—with all my love and all my hate. I touched the not-surface of the divide. Delicate. Much too fragile. The sound of my scream was growing in my ears. Suddenly my r</w:t>
+      </w:r>
+      <w:r>
+        <w:rPr>
+          <w:rFonts w:ascii="Montserrat" w:hAnsi="Montserrat" w:cs="Calibri"/>
+          <w:sz w:val="24"/>
+        </w:rPr>
+        <w:t xml:space="preserve">eflection stepped toward me, stepped through and touched me. The threshold shattered. The image of the world—the dream—began to devour itself. My reflection split, sundered by the violation of the divide. I… </w:t>
+      </w:r>
+      <w:r>
+        <w:rPr>
+          <w:rFonts w:ascii="Montserrat" w:hAnsi="Montserrat" w:cs="Calibri"/>
           <w:i/>
           <w:iCs/>
+          <w:sz w:val="24"/>
         </w:rPr>
         <w:t xml:space="preserve">we </w:t>
       </w:r>
       <w:r>
         <w:rPr>
-          <w:rFonts w:ascii="Calibri" w:hAnsi="Calibri" w:cs="Calibri"/>
+          <w:rFonts w:ascii="Montserrat" w:hAnsi="Montserrat" w:cs="Calibri"/>
+          <w:sz w:val="24"/>
         </w:rPr>
         <w:t xml:space="preserve">confronted... </w:t>
       </w:r>
       <w:r>
         <w:rPr>
-          <w:rFonts w:ascii="Calibri" w:hAnsi="Calibri" w:cs="Calibri"/>
+          <w:rFonts w:ascii="Montserrat" w:hAnsi="Montserrat" w:cs="Calibri"/>
           <w:i/>
           <w:iCs/>
+          <w:sz w:val="24"/>
         </w:rPr>
         <w:t>me</w:t>
       </w:r>
       <w:r>
         <w:rPr>
-          <w:rFonts w:ascii="Calibri" w:hAnsi="Calibri" w:cs="Calibri"/>
+          <w:rFonts w:ascii="Montserrat" w:hAnsi="Montserrat" w:cs="Calibri"/>
+          <w:sz w:val="24"/>
         </w:rPr>
         <w:t>… each other on my side of the glass. Me, my lover, my nemesis.</w:t>
       </w:r>
@@ -469,71 +400,31 @@
         <w:pStyle w:val="BodyText"/>
         <w:spacing w:line="360" w:lineRule="auto"/>
         <w:rPr>
-          <w:rFonts w:ascii="Calibri" w:hAnsi="Calibri" w:cs="Calibri"/>
-        </w:rPr>
-      </w:pPr>
-      <w:r>
-        <w:rPr>
-          <w:rFonts w:ascii="Calibri" w:hAnsi="Calibri" w:cs="Calibri"/>
+          <w:rFonts w:ascii="Montserrat" w:hAnsi="Montserrat" w:cs="Calibri"/>
+          <w:sz w:val="24"/>
+        </w:rPr>
+      </w:pPr>
+      <w:r>
+        <w:rPr>
+          <w:rFonts w:ascii="Montserrat" w:hAnsi="Montserrat" w:cs="Calibri"/>
+          <w:sz w:val="24"/>
         </w:rPr>
         <w:tab/>
-        <w:t xml:space="preserve">The sound reached a shattering pitch. The howling wind of a torn world streamed into my abyss. I… she writhed with a seething hatred, a devouring hunger, a destructive fury willing to shatter reality to tear at my own throat. Like hate incarnate, she… I </w:t>
-      </w:r>
-      <w:proofErr w:type="gramStart"/>
-      <w:r>
-        <w:rPr>
-          <w:rFonts w:ascii="Calibri" w:hAnsi="Calibri" w:cs="Calibri"/>
-        </w:rPr>
-        <w:t>struck</w:t>
-      </w:r>
-      <w:proofErr w:type="gramEnd"/>
-      <w:r>
-        <w:rPr>
-          <w:rFonts w:ascii="Calibri" w:hAnsi="Calibri" w:cs="Calibri"/>
-        </w:rPr>
-        <w:t xml:space="preserve">. I could not move to defend herself in my confusion. Something flashed in the corner of my eye. The embodiment of that which loved shuddered, somehow now between me and destruction, and crumpled. For a moment I did not understand. A cold blade penetrated my soul and the blood of rage welled up, exploding out of me. A </w:t>
-      </w:r>
-      <w:proofErr w:type="gramStart"/>
-      <w:r>
-        <w:rPr>
-          <w:rFonts w:ascii="Calibri" w:hAnsi="Calibri" w:cs="Calibri"/>
-        </w:rPr>
-        <w:t>pent up</w:t>
-      </w:r>
-      <w:proofErr w:type="gramEnd"/>
-      <w:r>
-        <w:rPr>
-          <w:rFonts w:ascii="Calibri" w:hAnsi="Calibri" w:cs="Calibri"/>
-        </w:rPr>
-        <w:t xml:space="preserve"> breath I had forgotten I had held. The piercing sound took root in a real moment in time, venting pain my reason could not measure, annihilating all thought of hatred. And I could not stop. The fury transcended me and tore into the unraveling interface between a world of dreaming and a world of waking. It consumed me and ripped into the vault of heaven. Abruptly, almost redundantly, the sound snapped silent and her dream, her world, her mind erupted into shreds and tore violently away from me. My universe exploded in pain. My every nerve was torn out of me and seared in a blinding flash. This </w:t>
-      </w:r>
-      <w:proofErr w:type="spellStart"/>
-      <w:r>
-        <w:rPr>
-          <w:rFonts w:ascii="Calibri" w:hAnsi="Calibri" w:cs="Calibri"/>
-        </w:rPr>
-        <w:t>lightening</w:t>
-      </w:r>
-      <w:proofErr w:type="spellEnd"/>
-      <w:r>
-        <w:rPr>
-          <w:rFonts w:ascii="Calibri" w:hAnsi="Calibri" w:cs="Calibri"/>
-        </w:rPr>
-        <w:t xml:space="preserve"> storm swept through me, tracing the map of my body and </w:t>
-      </w:r>
-      <w:proofErr w:type="gramStart"/>
-      <w:r>
-        <w:rPr>
-          <w:rFonts w:ascii="Calibri" w:hAnsi="Calibri" w:cs="Calibri"/>
-        </w:rPr>
-        <w:t>brain;</w:t>
-      </w:r>
-      <w:proofErr w:type="gramEnd"/>
-      <w:r>
-        <w:rPr>
-          <w:rFonts w:ascii="Calibri" w:hAnsi="Calibri" w:cs="Calibri"/>
-        </w:rPr>
-        <w:t xml:space="preserve"> recapturing my essence and slamming it back into its cage.</w:t>
+        <w:t>The sound reached a shattering pitch. The howling wind of a torn world streamed into my abyss. I… she writhed with a seething hatred, a devouring hunger, a destructive fury willing to shatter reality to tear at my own throat. Like hate incarnate, she… I struck. I could not move to defend herself in my confusion. Something flashed in the corner of my eye. The embodiment of that which loved shuddered, somehow now between me and destruction, and crumpled. For a moment I did not understand. A cold blade penetr</w:t>
+      </w:r>
+      <w:r>
+        <w:rPr>
+          <w:rFonts w:ascii="Montserrat" w:hAnsi="Montserrat" w:cs="Calibri"/>
+          <w:sz w:val="24"/>
+        </w:rPr>
+        <w:t>ated my soul and the blood of rage welled up, exploding out of me. A pent up breath I had forgotten I had held. The piercing sound took root in a real moment in time, venting pain my reason could not measure, annihilating all thought of hatred. And I could not stop. The fury transcended me and tore into the unraveling interface between a world of dreaming and a world of waking. It consumed me and ripped into the vault of heaven. Abruptly, almost redundantly, the sound snapped silent and her dream, her world</w:t>
+      </w:r>
+      <w:r>
+        <w:rPr>
+          <w:rFonts w:ascii="Montserrat" w:hAnsi="Montserrat" w:cs="Calibri"/>
+          <w:sz w:val="24"/>
+        </w:rPr>
+        <w:t>, her mind erupted into shreds and tore violently away from me. My universe exploded in pain. My every nerve was torn out of me and seared in a blinding flash. This lightening storm swept through me, tracing the map of my body and brain; recapturing my essence and slamming it back into its cage.</w:t>
       </w:r>
     </w:p>
     <w:p>
@@ -542,27 +433,38 @@
         <w:spacing w:line="360" w:lineRule="auto"/>
         <w:jc w:val="both"/>
         <w:rPr>
-          <w:rFonts w:ascii="Calibri" w:hAnsi="Calibri" w:cs="Calibri"/>
-        </w:rPr>
-      </w:pPr>
-      <w:r>
-        <w:rPr>
-          <w:rFonts w:ascii="Calibri" w:hAnsi="Calibri" w:cs="Calibri"/>
+          <w:rFonts w:ascii="Montserrat" w:hAnsi="Montserrat" w:cs="Calibri"/>
+          <w:sz w:val="24"/>
+        </w:rPr>
+      </w:pPr>
+      <w:r>
+        <w:rPr>
+          <w:rFonts w:ascii="Montserrat" w:hAnsi="Montserrat" w:cs="Calibri"/>
+          <w:sz w:val="24"/>
         </w:rPr>
         <w:tab/>
-        <w:t xml:space="preserve">I absorbed the shock, not at all sure if I was awake or still dreaming. I refused to open my eyes, crying silently into the vault of my stinging mind. I tried not to think about it, but I was never strong enough to stop herself. I don't know how long I groped in the dark after an answer. The fleeting glimpse at something more was smoldering in me. I wanted to understand the meaning of it, but I didn't know how. I wrestled with it silently until I began to slip unnoticed toward the kind of dreams people are supposed to have—most of the time. </w:t>
-      </w:r>
-      <w:r>
-        <w:rPr>
-          <w:rFonts w:ascii="Calibri" w:hAnsi="Calibri" w:cs="Calibri"/>
+        <w:t>I absorbed the shock, not at all sure if I was awake or still dreaming. I refused to open my eyes, crying silently into the vault of my stinging mind. I tried not to think about it, but I was never strong enough to stop herself. I don't know how long I groped in the dark after an answer. The fleeting glimpse at something more was smoldering in me. I wanted to understand the meaning of it, but I didn't know how. I wrestled with it silently until I began to slip unnoticed toward the kind of dreams people are</w:t>
+      </w:r>
+      <w:r>
+        <w:rPr>
+          <w:rFonts w:ascii="Montserrat" w:hAnsi="Montserrat" w:cs="Calibri"/>
+          <w:sz w:val="24"/>
+        </w:rPr>
+        <w:t xml:space="preserve"> supposed to have—most of the time. </w:t>
+      </w:r>
+      <w:r>
+        <w:rPr>
+          <w:rFonts w:ascii="Montserrat" w:hAnsi="Montserrat" w:cs="Calibri"/>
           <w:i/>
           <w:iCs/>
+          <w:sz w:val="24"/>
         </w:rPr>
         <w:t xml:space="preserve">Please, let me sleep. Let me forget. </w:t>
       </w:r>
       <w:r>
         <w:rPr>
-          <w:rFonts w:ascii="Calibri" w:hAnsi="Calibri" w:cs="Calibri"/>
+          <w:rFonts w:ascii="Montserrat" w:hAnsi="Montserrat" w:cs="Calibri"/>
+          <w:sz w:val="24"/>
         </w:rPr>
         <w:t xml:space="preserve">I could not sleep. I could not forget. I dreaded the coming day. This dream had always done terrible things to my perception of reality. I nursed an insane fear that I would see some annihilating flaw in my reality, afraid that maybe it wasn't just a dream. As I realized this, I snapped back, fully awake, hands clutching over my heart. </w:t>
       </w:r>
@@ -573,12 +475,14 @@
         <w:spacing w:line="360" w:lineRule="auto"/>
         <w:jc w:val="both"/>
         <w:rPr>
-          <w:rFonts w:ascii="Calibri" w:hAnsi="Calibri" w:cs="Calibri"/>
-        </w:rPr>
-      </w:pPr>
-      <w:r>
-        <w:rPr>
-          <w:rFonts w:ascii="Calibri" w:hAnsi="Calibri" w:cs="Calibri"/>
+          <w:rFonts w:ascii="Montserrat" w:hAnsi="Montserrat" w:cs="Calibri"/>
+          <w:sz w:val="24"/>
+        </w:rPr>
+      </w:pPr>
+      <w:r>
+        <w:rPr>
+          <w:rFonts w:ascii="Montserrat" w:hAnsi="Montserrat" w:cs="Calibri"/>
+          <w:sz w:val="24"/>
         </w:rPr>
         <w:tab/>
         <w:t>Night was almost at an end.</w:t>
@@ -590,35 +494,47 @@
         <w:spacing w:line="360" w:lineRule="auto"/>
         <w:jc w:val="both"/>
         <w:rPr>
-          <w:rFonts w:ascii="Calibri" w:hAnsi="Calibri" w:cs="Calibri"/>
-        </w:rPr>
-      </w:pPr>
-      <w:r>
-        <w:rPr>
-          <w:rFonts w:ascii="Calibri" w:hAnsi="Calibri" w:cs="Calibri"/>
+          <w:rFonts w:ascii="Montserrat" w:hAnsi="Montserrat" w:cs="Calibri"/>
+          <w:sz w:val="24"/>
+        </w:rPr>
+      </w:pPr>
+      <w:r>
+        <w:rPr>
+          <w:rFonts w:ascii="Montserrat" w:hAnsi="Montserrat" w:cs="Calibri"/>
+          <w:sz w:val="24"/>
         </w:rPr>
         <w:tab/>
-        <w:t>I gazed blindly into the false light of dawn. I remembered. A scream, like a white-hot nail driven into the center of my forehead, had pierced the dream, shattering it. A sharp chill tracing my movements, I shuddered. Experience told me that I would be haunted until I could somehow sleep and forget again. I would find herself transfixed by a sight or sound or scene that felt unbearably familiar but would be utterly wrong. I knew that ahead of me would be a place that belonged in my dream. A little piece of insanity slipped innocently into a quiet corner of reality.</w:t>
-      </w:r>
-    </w:p>
-    <w:p>
-      <w:pPr>
-        <w:spacing w:line="360" w:lineRule="auto"/>
-        <w:rPr>
-          <w:rFonts w:ascii="Calibri" w:hAnsi="Calibri" w:cs="Calibri"/>
-        </w:rPr>
-      </w:pPr>
-    </w:p>
-    <w:p>
-      <w:pPr>
-        <w:spacing w:line="360" w:lineRule="auto"/>
-        <w:rPr>
-          <w:rFonts w:ascii="Calibri" w:hAnsi="Calibri" w:cs="Calibri"/>
-        </w:rPr>
-      </w:pPr>
-      <w:r>
-        <w:rPr>
-          <w:rFonts w:ascii="Calibri" w:hAnsi="Calibri" w:cs="Calibri"/>
+        <w:t>I gazed blindly into the false light of dawn. I remembered. A scream, like a white-hot nail driven into the center of my forehead, had pierced the dream, shattering it. A sharp chill tracing my movements, I shuddered. Experience told me that I would be haunted until I could somehow sleep and forget again. I would find herself transfixed by a sight or sound or scene that felt unbearably familiar but would be utterly wrong. I knew that ahead of me would be a place that belonged in my dream. A little piece of</w:t>
+      </w:r>
+      <w:r>
+        <w:rPr>
+          <w:rFonts w:ascii="Montserrat" w:hAnsi="Montserrat" w:cs="Calibri"/>
+          <w:sz w:val="24"/>
+        </w:rPr>
+        <w:t xml:space="preserve"> insanity slipped innocently into a quiet corner of reality.</w:t>
+      </w:r>
+    </w:p>
+    <w:p>
+      <w:pPr>
+        <w:spacing w:line="360" w:lineRule="auto"/>
+        <w:rPr>
+          <w:rFonts w:ascii="Montserrat" w:hAnsi="Montserrat" w:cs="Calibri"/>
+          <w:sz w:val="24"/>
+        </w:rPr>
+      </w:pPr>
+    </w:p>
+    <w:p>
+      <w:pPr>
+        <w:spacing w:line="360" w:lineRule="auto"/>
+        <w:rPr>
+          <w:rFonts w:ascii="Montserrat" w:hAnsi="Montserrat" w:cs="Calibri"/>
+          <w:sz w:val="24"/>
+        </w:rPr>
+      </w:pPr>
+      <w:r>
+        <w:rPr>
+          <w:rFonts w:ascii="Montserrat" w:hAnsi="Montserrat" w:cs="Calibri"/>
+          <w:sz w:val="24"/>
         </w:rPr>
         <w:t>Converted to 3rd person</w:t>
       </w:r>
@@ -627,7 +543,8 @@
       <w:pPr>
         <w:spacing w:line="360" w:lineRule="auto"/>
         <w:rPr>
-          <w:rFonts w:ascii="Calibri" w:hAnsi="Calibri" w:cs="Calibri"/>
+          <w:rFonts w:ascii="Montserrat" w:hAnsi="Montserrat" w:cs="Calibri"/>
+          <w:sz w:val="24"/>
         </w:rPr>
       </w:pPr>
     </w:p>
@@ -636,42 +553,23 @@
         <w:pStyle w:val="BodyText"/>
         <w:spacing w:line="360" w:lineRule="auto"/>
         <w:rPr>
-          <w:rFonts w:ascii="Calibri" w:hAnsi="Calibri" w:cs="Calibri"/>
-        </w:rPr>
-      </w:pPr>
-      <w:r>
-        <w:rPr>
-          <w:rFonts w:ascii="Calibri" w:hAnsi="Calibri" w:cs="Calibri"/>
-        </w:rPr>
-        <w:t xml:space="preserve">She closed her eyes and pretended that she didn't know what would happen next. She was just too </w:t>
-      </w:r>
-      <w:proofErr w:type="gramStart"/>
-      <w:r>
-        <w:rPr>
-          <w:rFonts w:ascii="Calibri" w:hAnsi="Calibri" w:cs="Calibri"/>
-        </w:rPr>
-        <w:t>tired</w:t>
-      </w:r>
-      <w:proofErr w:type="gramEnd"/>
-      <w:r>
-        <w:rPr>
-          <w:rFonts w:ascii="Calibri" w:hAnsi="Calibri" w:cs="Calibri"/>
-        </w:rPr>
-        <w:t xml:space="preserve"> and a weight had settled on her like a lover. She wanted to cry because this was how it always started. An inescapable pressure plunged her body into the paths of sleep but cast her mind adrift. Merciful oblivion floated beyond her reach, an impenetrable sea. She twisted, she writhed, but every move only loosened the contours of her private universe. Every sensation became cleaner, sharper. A </w:t>
-      </w:r>
-      <w:proofErr w:type="gramStart"/>
-      <w:r>
-        <w:rPr>
-          <w:rFonts w:ascii="Calibri" w:hAnsi="Calibri" w:cs="Calibri"/>
-        </w:rPr>
-        <w:t>razor edged</w:t>
-      </w:r>
-      <w:proofErr w:type="gramEnd"/>
-      <w:r>
-        <w:rPr>
-          <w:rFonts w:ascii="Calibri" w:hAnsi="Calibri" w:cs="Calibri"/>
-        </w:rPr>
-        <w:t xml:space="preserve"> sensation sliced through her, searing and electric. Her body unraveled into smoke and her mind flowed off into an endless, cold abyss. </w:t>
+          <w:rFonts w:ascii="Montserrat" w:hAnsi="Montserrat" w:cs="Calibri"/>
+          <w:sz w:val="24"/>
+        </w:rPr>
+      </w:pPr>
+      <w:r>
+        <w:rPr>
+          <w:rFonts w:ascii="Montserrat" w:hAnsi="Montserrat" w:cs="Calibri"/>
+          <w:sz w:val="24"/>
+        </w:rPr>
+        <w:t>She closed her eyes and pretended that she didn't know what would happen next. She was just too tired and a weight had settled on her like a lover. She wanted to cry because this was how it always started. An inescapable pressure plunged her body into the paths of sleep but cast her mind adrift. Merciful oblivion floated beyond her reach, an impenetrable sea. She twisted, she writhed, but every move only loosened the contours of her private universe. Every sensation became cleaner, sharper. A razor edged se</w:t>
+      </w:r>
+      <w:r>
+        <w:rPr>
+          <w:rFonts w:ascii="Montserrat" w:hAnsi="Montserrat" w:cs="Calibri"/>
+          <w:sz w:val="24"/>
+        </w:rPr>
+        <w:t xml:space="preserve">nsation sliced through her, searing and electric. Her body unraveled into smoke and her mind flowed off into an endless, cold abyss. </w:t>
       </w:r>
     </w:p>
     <w:p>
@@ -680,21 +578,24 @@
         <w:spacing w:line="360" w:lineRule="auto"/>
         <w:jc w:val="both"/>
         <w:rPr>
-          <w:rFonts w:ascii="Calibri" w:hAnsi="Calibri" w:cs="Calibri"/>
-        </w:rPr>
-      </w:pPr>
-      <w:r>
-        <w:rPr>
-          <w:rFonts w:ascii="Calibri" w:hAnsi="Calibri" w:cs="Calibri"/>
+          <w:rFonts w:ascii="Montserrat" w:hAnsi="Montserrat" w:cs="Calibri"/>
+          <w:sz w:val="24"/>
+        </w:rPr>
+      </w:pPr>
+      <w:r>
+        <w:rPr>
+          <w:rFonts w:ascii="Montserrat" w:hAnsi="Montserrat" w:cs="Calibri"/>
           <w:i/>
           <w:iCs/>
+          <w:sz w:val="24"/>
         </w:rPr>
         <w:tab/>
         <w:t>I  know this… and I  know I can't escape this.</w:t>
       </w:r>
       <w:r>
         <w:rPr>
-          <w:rFonts w:ascii="Calibri" w:hAnsi="Calibri" w:cs="Calibri"/>
+          <w:rFonts w:ascii="Montserrat" w:hAnsi="Montserrat" w:cs="Calibri"/>
+          <w:sz w:val="24"/>
         </w:rPr>
         <w:t xml:space="preserve"> </w:t>
       </w:r>
@@ -705,29 +606,24 @@
         <w:spacing w:line="360" w:lineRule="auto"/>
         <w:jc w:val="both"/>
         <w:rPr>
-          <w:rFonts w:ascii="Calibri" w:hAnsi="Calibri" w:cs="Calibri"/>
-        </w:rPr>
-      </w:pPr>
-      <w:r>
-        <w:rPr>
-          <w:rFonts w:ascii="Calibri" w:hAnsi="Calibri" w:cs="Calibri"/>
+          <w:rFonts w:ascii="Montserrat" w:hAnsi="Montserrat" w:cs="Calibri"/>
+          <w:sz w:val="24"/>
+        </w:rPr>
+      </w:pPr>
+      <w:r>
+        <w:rPr>
+          <w:rFonts w:ascii="Montserrat" w:hAnsi="Montserrat" w:cs="Calibri"/>
+          <w:sz w:val="24"/>
         </w:rPr>
         <w:tab/>
-        <w:t xml:space="preserve">She turned and glimpsed a faint image, a reflection haunting a darkened glass. She was only separated from it by a twist of </w:t>
-      </w:r>
-      <w:proofErr w:type="gramStart"/>
-      <w:r>
-        <w:rPr>
-          <w:rFonts w:ascii="Calibri" w:hAnsi="Calibri" w:cs="Calibri"/>
-        </w:rPr>
-        <w:t>the imagination</w:t>
-      </w:r>
-      <w:proofErr w:type="gramEnd"/>
-      <w:r>
-        <w:rPr>
-          <w:rFonts w:ascii="Calibri" w:hAnsi="Calibri" w:cs="Calibri"/>
-        </w:rPr>
-        <w:t xml:space="preserve">. At first she did not comprehend what she faced; then she was inside her reflection, outside the world. The space she inhabited was a pale echo of the realm she had been cast out of, carved out of darkness by the light that spilled in through the mirror. The same instinct that told her that her mind was on the wrong side of the glass assured her that she must not attempt to leave the darkened room. She swallowed hot, burning despair as she realized that she could be trapped there—or rather, nowhere. The instant she stepped out of sight of the glass, the connection to her body would be broken. </w:t>
+        <w:t>She turned and glimpsed a faint image, a reflection haunting a darkened glass. She was only separated from it by a twist of the imagination. At first she did not comprehend what she faced; then she was inside her reflection, outside the world. The space she inhabited was a pale echo of the realm she had been cast out of, carved out of darkness by the light that spilled in through the mirror. The same instinct that told her that her mind was on the wrong side of the glass assured her that she must not attem</w:t>
+      </w:r>
+      <w:r>
+        <w:rPr>
+          <w:rFonts w:ascii="Montserrat" w:hAnsi="Montserrat" w:cs="Calibri"/>
+          <w:sz w:val="24"/>
+        </w:rPr>
+        <w:t xml:space="preserve">pt to leave the darkened room. She swallowed hot, burning despair as she realized that she could be trapped there—or rather, nowhere. The instant she stepped out of sight of the glass, the connection to her body would be broken. </w:t>
       </w:r>
     </w:p>
     <w:p>
@@ -736,26 +632,30 @@
         <w:spacing w:line="360" w:lineRule="auto"/>
         <w:jc w:val="both"/>
         <w:rPr>
-          <w:rFonts w:ascii="Calibri" w:hAnsi="Calibri" w:cs="Calibri"/>
-        </w:rPr>
-      </w:pPr>
-      <w:r>
-        <w:rPr>
-          <w:rFonts w:ascii="Calibri" w:hAnsi="Calibri" w:cs="Calibri"/>
+          <w:rFonts w:ascii="Montserrat" w:hAnsi="Montserrat" w:cs="Calibri"/>
+          <w:sz w:val="24"/>
+        </w:rPr>
+      </w:pPr>
+      <w:r>
+        <w:rPr>
+          <w:rFonts w:ascii="Montserrat" w:hAnsi="Montserrat" w:cs="Calibri"/>
+          <w:sz w:val="24"/>
         </w:rPr>
         <w:tab/>
       </w:r>
       <w:r>
         <w:rPr>
-          <w:rFonts w:ascii="Calibri" w:hAnsi="Calibri" w:cs="Calibri"/>
+          <w:rFonts w:ascii="Montserrat" w:hAnsi="Montserrat" w:cs="Calibri"/>
           <w:i/>
           <w:iCs/>
+          <w:sz w:val="24"/>
         </w:rPr>
         <w:t>Oh goddess</w:t>
       </w:r>
       <w:r>
         <w:rPr>
-          <w:rFonts w:ascii="Calibri" w:hAnsi="Calibri" w:cs="Calibri"/>
+          <w:rFonts w:ascii="Montserrat" w:hAnsi="Montserrat" w:cs="Calibri"/>
+          <w:sz w:val="24"/>
         </w:rPr>
         <w:t>.</w:t>
       </w:r>
@@ -766,14 +666,22 @@
         <w:spacing w:line="360" w:lineRule="auto"/>
         <w:jc w:val="both"/>
         <w:rPr>
-          <w:rFonts w:ascii="Calibri" w:hAnsi="Calibri" w:cs="Calibri"/>
-        </w:rPr>
-      </w:pPr>
-      <w:r>
-        <w:rPr>
-          <w:rFonts w:ascii="Calibri" w:hAnsi="Calibri" w:cs="Calibri"/>
+          <w:rFonts w:ascii="Montserrat" w:hAnsi="Montserrat" w:cs="Calibri"/>
+          <w:sz w:val="24"/>
+        </w:rPr>
+      </w:pPr>
+      <w:r>
+        <w:rPr>
+          <w:rFonts w:ascii="Montserrat" w:hAnsi="Montserrat" w:cs="Calibri"/>
+          <w:sz w:val="24"/>
         </w:rPr>
         <w:tab/>
+      </w:r>
+      <w:r>
+        <w:rPr>
+          <w:rFonts w:ascii="Montserrat" w:hAnsi="Montserrat" w:cs="Calibri"/>
+          <w:sz w:val="24"/>
+        </w:rPr>
         <w:t>She felt herself drawing a breath and she knew what was coming. Something—the void itself—tore through her, and she screamed; or she would have, if she could have found her voice.</w:t>
       </w:r>
     </w:p>
@@ -783,29 +691,17 @@
         <w:spacing w:line="360" w:lineRule="auto"/>
         <w:jc w:val="both"/>
         <w:rPr>
-          <w:rFonts w:ascii="Calibri" w:hAnsi="Calibri" w:cs="Calibri"/>
-        </w:rPr>
-      </w:pPr>
-      <w:r>
-        <w:rPr>
-          <w:rFonts w:ascii="Calibri" w:hAnsi="Calibri" w:cs="Calibri"/>
+          <w:rFonts w:ascii="Montserrat" w:hAnsi="Montserrat" w:cs="Calibri"/>
+          <w:sz w:val="24"/>
+        </w:rPr>
+      </w:pPr>
+      <w:r>
+        <w:rPr>
+          <w:rFonts w:ascii="Montserrat" w:hAnsi="Montserrat" w:cs="Calibri"/>
+          <w:sz w:val="24"/>
         </w:rPr>
         <w:tab/>
-        <w:t xml:space="preserve">Her mind hovered on the edge of the abyss. The thwarted impulse filled her, silent, brilliant. It shivered across the threads of her soul, transmuted into piercing illumination. An instant glimpse of understanding, filled with terror, awe, agony, ecstasy—but the epiphany seemed inexpressible. Unbearable. She coiled around another </w:t>
-      </w:r>
-      <w:proofErr w:type="gramStart"/>
-      <w:r>
-        <w:rPr>
-          <w:rFonts w:ascii="Calibri" w:hAnsi="Calibri" w:cs="Calibri"/>
-        </w:rPr>
-        <w:t>scream</w:t>
-      </w:r>
-      <w:proofErr w:type="gramEnd"/>
-      <w:r>
-        <w:rPr>
-          <w:rFonts w:ascii="Calibri" w:hAnsi="Calibri" w:cs="Calibri"/>
-        </w:rPr>
-        <w:t xml:space="preserve"> but the echoes reached her before she could start. </w:t>
+        <w:t xml:space="preserve">Her mind hovered on the edge of the abyss. The thwarted impulse filled her, silent, brilliant. It shivered across the threads of her soul, transmuted into piercing illumination. An instant glimpse of understanding, filled with terror, awe, agony, ecstasy—but the epiphany seemed inexpressible. Unbearable. She coiled around another scream but the echoes reached her before she could start. </w:t>
       </w:r>
     </w:p>
     <w:p>
@@ -813,57 +709,31 @@
         <w:pStyle w:val="BodyText"/>
         <w:spacing w:line="360" w:lineRule="auto"/>
         <w:rPr>
-          <w:rFonts w:ascii="Calibri" w:hAnsi="Calibri" w:cs="Calibri"/>
-        </w:rPr>
-      </w:pPr>
-      <w:r>
-        <w:rPr>
-          <w:rFonts w:ascii="Calibri" w:hAnsi="Calibri" w:cs="Calibri"/>
+          <w:rFonts w:ascii="Montserrat" w:hAnsi="Montserrat" w:cs="Calibri"/>
+          <w:sz w:val="24"/>
+        </w:rPr>
+      </w:pPr>
+      <w:r>
+        <w:rPr>
+          <w:rFonts w:ascii="Montserrat" w:hAnsi="Montserrat" w:cs="Calibri"/>
+          <w:sz w:val="24"/>
         </w:rPr>
         <w:tab/>
-        <w:t xml:space="preserve">The sound reached a shattering pitch. The howling wind of a torn world streamed into her abyss. She writhed with a seething hatred, a devouring hunger, a destructive fury willing to shatter reality to tear at her own throat. Like hate incarnate, she struck. She could not move to defend herself in her confusion. Something flashed in the corner of her eye. The embodiment of that which loved shuddered, somehow now between her and destruction, and crumpled. For a moment she did not understand. A cold blade penetrated her soul and the blood of rage welled up, exploding out of her. A </w:t>
-      </w:r>
-      <w:proofErr w:type="gramStart"/>
-      <w:r>
-        <w:rPr>
-          <w:rFonts w:ascii="Calibri" w:hAnsi="Calibri" w:cs="Calibri"/>
-        </w:rPr>
-        <w:t>pent up</w:t>
-      </w:r>
-      <w:proofErr w:type="gramEnd"/>
-      <w:r>
-        <w:rPr>
-          <w:rFonts w:ascii="Calibri" w:hAnsi="Calibri" w:cs="Calibri"/>
-        </w:rPr>
-        <w:t xml:space="preserve"> breath she had forgotten she had held. The piercing sound took root in a real moment in time, venting pain her reason could not measure, annihilating all thought of hatred. And she could not stop. The fury transcended her and tore into the unraveling interface between a world of dreaming and a world of waking. It consumed her and ripped into the vault of heaven. Abruptly, almost redundantly, the sound snapped silent and her dream, her world, her mind erupted into shreds and tore violently away from her. Her universe exploded in pain. Her every nerve was torn out of her and seared in a blinding flash. This </w:t>
-      </w:r>
-      <w:proofErr w:type="spellStart"/>
-      <w:r>
-        <w:rPr>
-          <w:rFonts w:ascii="Calibri" w:hAnsi="Calibri" w:cs="Calibri"/>
-        </w:rPr>
-        <w:t>lightening</w:t>
-      </w:r>
-      <w:proofErr w:type="spellEnd"/>
-      <w:r>
-        <w:rPr>
-          <w:rFonts w:ascii="Calibri" w:hAnsi="Calibri" w:cs="Calibri"/>
-        </w:rPr>
-        <w:t xml:space="preserve"> storm swept through her, tracing the map of her body and </w:t>
-      </w:r>
-      <w:proofErr w:type="gramStart"/>
-      <w:r>
-        <w:rPr>
-          <w:rFonts w:ascii="Calibri" w:hAnsi="Calibri" w:cs="Calibri"/>
-        </w:rPr>
-        <w:t>brain;</w:t>
-      </w:r>
-      <w:proofErr w:type="gramEnd"/>
-      <w:r>
-        <w:rPr>
-          <w:rFonts w:ascii="Calibri" w:hAnsi="Calibri" w:cs="Calibri"/>
-        </w:rPr>
-        <w:t xml:space="preserve"> recapturing her essence and slamming it back into its cage.</w:t>
+        <w:t>The sound reached a shattering pitch. The howling wind of a torn world streamed into her abyss. She writhed with a seething hatred, a devouring hunger, a destructive fury willing to shatter reality to tear at her own throat. Like hate incarnate, she struck. She could not move to defend herself in her confusion. Something flashed in the corner of her eye. The embodiment of that which loved shuddered, somehow now between her and destruction, and crumpled. For a moment she did not understand. A cold blade pen</w:t>
+      </w:r>
+      <w:r>
+        <w:rPr>
+          <w:rFonts w:ascii="Montserrat" w:hAnsi="Montserrat" w:cs="Calibri"/>
+          <w:sz w:val="24"/>
+        </w:rPr>
+        <w:t>etrated her soul and the blood of rage welled up, exploding out of her. A pent up breath she had forgotten she had held. The piercing sound took root in a real moment in time, venting pain her reason could not measure, annihilating all thought of hatred. And she could not stop. The fury transcended her and tore into the unraveling interface between a world of dreaming and a world of waking. It consumed her and ripped into the vault of heaven. Abruptly, almost redundantly, the sound snapped silent and her dr</w:t>
+      </w:r>
+      <w:r>
+        <w:rPr>
+          <w:rFonts w:ascii="Montserrat" w:hAnsi="Montserrat" w:cs="Calibri"/>
+          <w:sz w:val="24"/>
+        </w:rPr>
+        <w:t>eam, her world, her mind erupted into shreds and tore violently away from her. Her universe exploded in pain. Her every nerve was torn out of her and seared in a blinding flash. This lightening storm swept through her, tracing the map of her body and brain; recapturing her essence and slamming it back into its cage.</w:t>
       </w:r>
     </w:p>
     <w:p>
@@ -872,41 +742,38 @@
         <w:spacing w:line="360" w:lineRule="auto"/>
         <w:jc w:val="both"/>
         <w:rPr>
-          <w:rFonts w:ascii="Calibri" w:hAnsi="Calibri" w:cs="Calibri"/>
-        </w:rPr>
-      </w:pPr>
-      <w:r>
-        <w:rPr>
-          <w:rFonts w:ascii="Calibri" w:hAnsi="Calibri" w:cs="Calibri"/>
+          <w:rFonts w:ascii="Montserrat" w:hAnsi="Montserrat" w:cs="Calibri"/>
+          <w:sz w:val="24"/>
+        </w:rPr>
+      </w:pPr>
+      <w:r>
+        <w:rPr>
+          <w:rFonts w:ascii="Montserrat" w:hAnsi="Montserrat" w:cs="Calibri"/>
+          <w:sz w:val="24"/>
         </w:rPr>
         <w:tab/>
-        <w:t xml:space="preserve">She absorbed the shock, not at all sure if she was awake or still dreaming. She refused to open her eyes, crying silently into the vault of her stinging mind. She tried not to think about it, but she was never strong enough to stop herself. She </w:t>
-      </w:r>
-      <w:proofErr w:type="gramStart"/>
-      <w:r>
-        <w:rPr>
-          <w:rFonts w:ascii="Calibri" w:hAnsi="Calibri" w:cs="Calibri"/>
-        </w:rPr>
-        <w:t>don't</w:t>
-      </w:r>
-      <w:proofErr w:type="gramEnd"/>
-      <w:r>
-        <w:rPr>
-          <w:rFonts w:ascii="Calibri" w:hAnsi="Calibri" w:cs="Calibri"/>
-        </w:rPr>
-        <w:t xml:space="preserve"> know how long she groped in the dark after an answer. The fleeting glimpse at something more was smoldering in her. She wanted to understand the meaning of it, but she didn't know how. She wrestled with it silently until she began to slip unnoticed toward the kind of dreams people are supposed to have—most of the time. </w:t>
-      </w:r>
-      <w:r>
-        <w:rPr>
-          <w:rFonts w:ascii="Calibri" w:hAnsi="Calibri" w:cs="Calibri"/>
+        <w:t xml:space="preserve">She absorbed the shock, not at all sure if she was awake or still dreaming. She refused to open her eyes, crying silently into the vault of her stinging mind. She tried not to think about it, but she was never strong enough to stop herself. She don't know how long she groped in the dark after an answer. The fleeting glimpse at something more was smoldering in her. She wanted to understand the meaning of it, but she didn't know how. She wrestled with it silently until she began to slip unnoticed toward the </w:t>
+      </w:r>
+      <w:r>
+        <w:rPr>
+          <w:rFonts w:ascii="Montserrat" w:hAnsi="Montserrat" w:cs="Calibri"/>
+          <w:sz w:val="24"/>
+        </w:rPr>
+        <w:t xml:space="preserve">kind of dreams people are supposed to have—most of the time. </w:t>
+      </w:r>
+      <w:r>
+        <w:rPr>
+          <w:rFonts w:ascii="Montserrat" w:hAnsi="Montserrat" w:cs="Calibri"/>
           <w:i/>
           <w:iCs/>
+          <w:sz w:val="24"/>
         </w:rPr>
         <w:t xml:space="preserve">Please, let me sleep. Let me forget. </w:t>
       </w:r>
       <w:r>
         <w:rPr>
-          <w:rFonts w:ascii="Calibri" w:hAnsi="Calibri" w:cs="Calibri"/>
+          <w:rFonts w:ascii="Montserrat" w:hAnsi="Montserrat" w:cs="Calibri"/>
+          <w:sz w:val="24"/>
         </w:rPr>
         <w:t xml:space="preserve">She could not sleep. She could not forget. She dreaded the coming day. This dream had always done terrible things to her perception of reality. She nursed an insane fear that she would see some annihilating flaw in her reality, afraid that maybe it wasn't just a dream. As she realized this, she snapped back, fully awake, hands clutching over her heart. </w:t>
       </w:r>
@@ -917,12 +784,14 @@
         <w:spacing w:line="360" w:lineRule="auto"/>
         <w:jc w:val="both"/>
         <w:rPr>
-          <w:rFonts w:ascii="Calibri" w:hAnsi="Calibri" w:cs="Calibri"/>
-        </w:rPr>
-      </w:pPr>
-      <w:r>
-        <w:rPr>
-          <w:rFonts w:ascii="Calibri" w:hAnsi="Calibri" w:cs="Calibri"/>
+          <w:rFonts w:ascii="Montserrat" w:hAnsi="Montserrat" w:cs="Calibri"/>
+          <w:sz w:val="24"/>
+        </w:rPr>
+      </w:pPr>
+      <w:r>
+        <w:rPr>
+          <w:rFonts w:ascii="Montserrat" w:hAnsi="Montserrat" w:cs="Calibri"/>
+          <w:sz w:val="24"/>
         </w:rPr>
         <w:tab/>
         <w:t>Night was almost at an end.</w:t>
@@ -934,36 +803,32 @@
         <w:spacing w:line="360" w:lineRule="auto"/>
         <w:jc w:val="both"/>
         <w:rPr>
-          <w:rFonts w:ascii="Calibri" w:hAnsi="Calibri" w:cs="Calibri"/>
-        </w:rPr>
-      </w:pPr>
-      <w:r>
-        <w:rPr>
-          <w:rFonts w:ascii="Calibri" w:hAnsi="Calibri" w:cs="Calibri"/>
+          <w:rFonts w:ascii="Montserrat" w:hAnsi="Montserrat" w:cs="Calibri"/>
+          <w:sz w:val="24"/>
+        </w:rPr>
+      </w:pPr>
+      <w:r>
+        <w:rPr>
+          <w:rFonts w:ascii="Montserrat" w:hAnsi="Montserrat" w:cs="Calibri"/>
+          <w:sz w:val="24"/>
         </w:rPr>
         <w:tab/>
-        <w:t xml:space="preserve">She gazed blindly into the false light of dawn. She remembered. A scream, like a white-hot nail driven into the center of her forehead, had pierced the dream, shattering it. A sharp chill tracing her movements, she shuddered. Experience told her that she would be haunted until she could somehow sleep and forget again. She would find herself transfixed by a sight or sound or scene that felt unbearably familiar but would be utterly wrong. She knew that ahead of her would be a place that belonged </w:t>
-      </w:r>
-      <w:proofErr w:type="gramStart"/>
-      <w:r>
-        <w:rPr>
-          <w:rFonts w:ascii="Calibri" w:hAnsi="Calibri" w:cs="Calibri"/>
-        </w:rPr>
-        <w:t>in</w:t>
-      </w:r>
-      <w:proofErr w:type="gramEnd"/>
-      <w:r>
-        <w:rPr>
-          <w:rFonts w:ascii="Calibri" w:hAnsi="Calibri" w:cs="Calibri"/>
-        </w:rPr>
-        <w:t xml:space="preserve"> her dream. A little piece of insanity slipped innocently into a quiet corner of reality.</w:t>
-      </w:r>
-    </w:p>
-    <w:p>
-      <w:pPr>
-        <w:spacing w:line="360" w:lineRule="auto"/>
-        <w:rPr>
-          <w:rFonts w:ascii="Calibri" w:hAnsi="Calibri" w:cs="Calibri"/>
+        <w:t>She gazed blindly into the false light of dawn. She remembered. A scream, like a white-hot nail driven into the center of her forehead, had pierced the dream, shattering it. A sharp chill tracing her movements, she shuddered. Experience told her that she would be haunted until she could somehow sleep and forget again. She would find herself transfixed by a sight or sound or scene that felt unbearably familiar but would be utterly wrong. She knew that ahead of her would be a place that belonged in her dream</w:t>
+      </w:r>
+      <w:r>
+        <w:rPr>
+          <w:rFonts w:ascii="Montserrat" w:hAnsi="Montserrat" w:cs="Calibri"/>
+          <w:sz w:val="24"/>
+        </w:rPr>
+        <w:t>. A little piece of insanity slipped innocently into a quiet corner of reality.</w:t>
+      </w:r>
+    </w:p>
+    <w:p>
+      <w:pPr>
+        <w:spacing w:line="360" w:lineRule="auto"/>
+        <w:rPr>
+          <w:rFonts w:ascii="Montserrat" w:hAnsi="Montserrat" w:cs="Calibri"/>
+          <w:sz w:val="24"/>
         </w:rPr>
       </w:pPr>
     </w:p>
@@ -972,14 +837,22 @@
         <w:pStyle w:val="BodyText"/>
         <w:spacing w:line="360" w:lineRule="auto"/>
         <w:rPr>
-          <w:rFonts w:ascii="Calibri" w:hAnsi="Calibri" w:cs="Calibri"/>
-        </w:rPr>
-      </w:pPr>
-      <w:r>
-        <w:rPr>
-          <w:rFonts w:ascii="Calibri" w:hAnsi="Calibri" w:cs="Calibri"/>
+          <w:rFonts w:ascii="Montserrat" w:hAnsi="Montserrat" w:cs="Calibri"/>
+          <w:sz w:val="24"/>
+        </w:rPr>
+      </w:pPr>
+      <w:r>
+        <w:rPr>
+          <w:rFonts w:ascii="Montserrat" w:hAnsi="Montserrat" w:cs="Calibri"/>
+          <w:sz w:val="24"/>
         </w:rPr>
         <w:tab/>
+      </w:r>
+      <w:r>
+        <w:rPr>
+          <w:rFonts w:ascii="Montserrat" w:hAnsi="Montserrat" w:cs="Calibri"/>
+          <w:sz w:val="24"/>
+        </w:rPr>
         <w:t xml:space="preserve">The thing that truly frightened her was not knowing how she had been evicted from her body. </w:t>
       </w:r>
     </w:p>
@@ -989,7 +862,8 @@
         <w:spacing w:line="360" w:lineRule="auto"/>
         <w:jc w:val="both"/>
         <w:rPr>
-          <w:rFonts w:ascii="Calibri" w:hAnsi="Calibri" w:cs="Calibri"/>
+          <w:rFonts w:ascii="Montserrat" w:hAnsi="Montserrat" w:cs="Calibri"/>
+          <w:sz w:val="24"/>
         </w:rPr>
       </w:pPr>
     </w:p>
@@ -999,12 +873,14 @@
         <w:spacing w:line="360" w:lineRule="auto"/>
         <w:jc w:val="both"/>
         <w:rPr>
-          <w:rFonts w:ascii="Calibri" w:hAnsi="Calibri" w:cs="Calibri"/>
-        </w:rPr>
-      </w:pPr>
-      <w:r>
-        <w:rPr>
-          <w:rFonts w:ascii="Calibri" w:hAnsi="Calibri" w:cs="Calibri"/>
+          <w:rFonts w:ascii="Montserrat" w:hAnsi="Montserrat" w:cs="Calibri"/>
+          <w:sz w:val="24"/>
+        </w:rPr>
+      </w:pPr>
+      <w:r>
+        <w:rPr>
+          <w:rFonts w:ascii="Montserrat" w:hAnsi="Montserrat" w:cs="Calibri"/>
+          <w:sz w:val="24"/>
         </w:rPr>
         <w:t xml:space="preserve">She had no time. She strained to reach out in the fractured moment when she was almost in sync. She felt the singing ache as her mind touched another's and recognition flickered. The gentle murmur of a rich life caressed her as she slipped deeper into her reflection. </w:t>
       </w:r>
@@ -1015,125 +891,79 @@
         <w:spacing w:line="360" w:lineRule="auto"/>
         <w:jc w:val="both"/>
         <w:rPr>
-          <w:rFonts w:ascii="Calibri" w:hAnsi="Calibri" w:cs="Calibri"/>
-        </w:rPr>
-      </w:pPr>
-      <w:r>
-        <w:rPr>
-          <w:rFonts w:ascii="Calibri" w:hAnsi="Calibri" w:cs="Calibri"/>
+          <w:rFonts w:ascii="Montserrat" w:hAnsi="Montserrat" w:cs="Calibri"/>
+          <w:sz w:val="24"/>
+        </w:rPr>
+      </w:pPr>
+      <w:r>
+        <w:rPr>
+          <w:rFonts w:ascii="Montserrat" w:hAnsi="Montserrat" w:cs="Calibri"/>
+          <w:sz w:val="24"/>
         </w:rPr>
         <w:tab/>
       </w:r>
       <w:r>
         <w:rPr>
-          <w:rFonts w:ascii="Calibri" w:hAnsi="Calibri" w:cs="Calibri"/>
+          <w:rFonts w:ascii="Montserrat" w:hAnsi="Montserrat" w:cs="Calibri"/>
           <w:i/>
           <w:iCs/>
+          <w:sz w:val="24"/>
         </w:rPr>
         <w:t>Me.</w:t>
       </w:r>
       <w:r>
         <w:rPr>
-          <w:rFonts w:ascii="Calibri" w:hAnsi="Calibri" w:cs="Calibri"/>
-        </w:rPr>
-        <w:t xml:space="preserve"> Whatever this was, it was far more complex than mere reflection. She could feel herself trapped on the other side of the glass—she grasped the impossible image of a world divided and inverted. She reached a hand up to the glass, but her reflection refused to meet her </w:t>
-      </w:r>
-      <w:proofErr w:type="gramStart"/>
-      <w:r>
-        <w:rPr>
-          <w:rFonts w:ascii="Calibri" w:hAnsi="Calibri" w:cs="Calibri"/>
-        </w:rPr>
-        <w:t>half way</w:t>
-      </w:r>
-      <w:proofErr w:type="gramEnd"/>
-      <w:r>
-        <w:rPr>
-          <w:rFonts w:ascii="Calibri" w:hAnsi="Calibri" w:cs="Calibri"/>
-        </w:rPr>
-        <w:t xml:space="preserve">. She was standing nowhere, cast upon the face of an abyss; and yet she somehow also stood within the image. She felt as if she had </w:t>
-      </w:r>
-      <w:proofErr w:type="gramStart"/>
-      <w:r>
-        <w:rPr>
-          <w:rFonts w:ascii="Calibri" w:hAnsi="Calibri" w:cs="Calibri"/>
-        </w:rPr>
-        <w:t>escaped herself</w:t>
-      </w:r>
-      <w:proofErr w:type="gramEnd"/>
-      <w:r>
-        <w:rPr>
-          <w:rFonts w:ascii="Calibri" w:hAnsi="Calibri" w:cs="Calibri"/>
-        </w:rPr>
-        <w:t xml:space="preserve"> and she dared not cross the line. </w:t>
-      </w:r>
-    </w:p>
-    <w:p>
-      <w:pPr>
-        <w:spacing w:line="360" w:lineRule="auto"/>
-        <w:rPr>
-          <w:rFonts w:ascii="Calibri" w:hAnsi="Calibri" w:cs="Calibri"/>
-        </w:rPr>
-      </w:pPr>
-      <w:r>
-        <w:rPr>
-          <w:rFonts w:ascii="Calibri" w:hAnsi="Calibri" w:cs="Calibri"/>
+          <w:rFonts w:ascii="Montserrat" w:hAnsi="Montserrat" w:cs="Calibri"/>
+          <w:sz w:val="24"/>
+        </w:rPr>
+        <w:t xml:space="preserve"> Whatever this was, it was far more complex than mere reflection. She could feel herself trapped on the other side of the glass—she grasped the impossible image of a world divided and inverted. She reached a hand up to the glass, but her reflection refused to meet her half way. She was standing nowhere, cast upon the face of an abyss; and yet she somehow also stood within the image. She felt as if she had escaped herself and she dared not cross the line. </w:t>
+      </w:r>
+    </w:p>
+    <w:p>
+      <w:pPr>
+        <w:spacing w:line="360" w:lineRule="auto"/>
+        <w:rPr>
+          <w:rFonts w:ascii="Montserrat" w:hAnsi="Montserrat" w:cs="Calibri"/>
+          <w:sz w:val="24"/>
+        </w:rPr>
+      </w:pPr>
+      <w:r>
+        <w:rPr>
+          <w:rFonts w:ascii="Montserrat" w:hAnsi="Montserrat" w:cs="Calibri"/>
+          <w:sz w:val="24"/>
         </w:rPr>
         <w:tab/>
-        <w:t xml:space="preserve">She watched herself in the mirror, struggling—with all her love and all her hate. She touched the </w:t>
-      </w:r>
-      <w:proofErr w:type="gramStart"/>
-      <w:r>
-        <w:rPr>
-          <w:rFonts w:ascii="Calibri" w:hAnsi="Calibri" w:cs="Calibri"/>
-        </w:rPr>
-        <w:t>not</w:t>
-      </w:r>
-      <w:proofErr w:type="gramEnd"/>
-      <w:r>
-        <w:rPr>
-          <w:rFonts w:ascii="Calibri" w:hAnsi="Calibri" w:cs="Calibri"/>
-        </w:rPr>
-        <w:t xml:space="preserve">-surface of the divide. Delicate. Much too fragile. The sound of her scream was growing in her ears. Suddenly her reflection stepped </w:t>
-      </w:r>
-      <w:proofErr w:type="gramStart"/>
-      <w:r>
-        <w:rPr>
-          <w:rFonts w:ascii="Calibri" w:hAnsi="Calibri" w:cs="Calibri"/>
-        </w:rPr>
-        <w:t>toward</w:t>
-      </w:r>
-      <w:proofErr w:type="gramEnd"/>
-      <w:r>
-        <w:rPr>
-          <w:rFonts w:ascii="Calibri" w:hAnsi="Calibri" w:cs="Calibri"/>
-        </w:rPr>
-        <w:t xml:space="preserve"> her, stepped through and touched her. The threshold shattered. The image of the world—the dream—began to devour itself. Her reflection split, sundered by the violation of the divide. She… </w:t>
-      </w:r>
-      <w:r>
-        <w:rPr>
-          <w:rFonts w:ascii="Calibri" w:hAnsi="Calibri" w:cs="Calibri"/>
+        <w:t xml:space="preserve">She watched herself in the mirror, struggling—with all her love and all her hate. She touched the not-surface of the divide. Delicate. Much too fragile. The sound of her scream was growing in her ears. Suddenly her reflection stepped toward her, stepped through and touched her. The threshold shattered. The image of the world—the dream—began to devour itself. Her reflection split, sundered by the violation of the divide. She… </w:t>
+      </w:r>
+      <w:r>
+        <w:rPr>
+          <w:rFonts w:ascii="Montserrat" w:hAnsi="Montserrat" w:cs="Calibri"/>
           <w:i/>
           <w:iCs/>
+          <w:sz w:val="24"/>
         </w:rPr>
         <w:t xml:space="preserve">we </w:t>
       </w:r>
       <w:r>
         <w:rPr>
-          <w:rFonts w:ascii="Calibri" w:hAnsi="Calibri" w:cs="Calibri"/>
+          <w:rFonts w:ascii="Montserrat" w:hAnsi="Montserrat" w:cs="Calibri"/>
+          <w:sz w:val="24"/>
         </w:rPr>
         <w:t xml:space="preserve">confronted... </w:t>
       </w:r>
       <w:r>
         <w:rPr>
-          <w:rFonts w:ascii="Calibri" w:hAnsi="Calibri" w:cs="Calibri"/>
+          <w:rFonts w:ascii="Montserrat" w:hAnsi="Montserrat" w:cs="Calibri"/>
           <w:i/>
           <w:iCs/>
+          <w:sz w:val="24"/>
         </w:rPr>
         <w:t>her</w:t>
       </w:r>
       <w:r>
         <w:rPr>
-          <w:rFonts w:ascii="Calibri" w:hAnsi="Calibri" w:cs="Calibri"/>
+          <w:rFonts w:ascii="Montserrat" w:hAnsi="Montserrat" w:cs="Calibri"/>
+          <w:sz w:val="24"/>
         </w:rPr>
         <w:t>… each other on her side of the glass. Me, her lover, her nemesis.</w:t>
       </w:r>
@@ -1153,7 +983,7 @@
   <w:abstractNum w:abstractNumId="0" w15:restartNumberingAfterBreak="0">
     <w:nsid w:val="FFFFFFFB"/>
     <w:multiLevelType w:val="multilevel"/>
-    <w:tmpl w:val="759072D4"/>
+    <w:tmpl w:val="80A499BA"/>
     <w:lvl w:ilvl="0">
       <w:start w:val="1"/>
       <w:numFmt w:val="cardinalText"/>
@@ -1258,6 +1088,27 @@
   <w:num w:numId="12" w16cid:durableId="1888451644">
     <w:abstractNumId w:val="0"/>
   </w:num>
+  <w:num w:numId="13" w16cid:durableId="758211061">
+    <w:abstractNumId w:val="0"/>
+  </w:num>
+  <w:num w:numId="14" w16cid:durableId="2101901894">
+    <w:abstractNumId w:val="0"/>
+  </w:num>
+  <w:num w:numId="15" w16cid:durableId="552619383">
+    <w:abstractNumId w:val="0"/>
+  </w:num>
+  <w:num w:numId="16" w16cid:durableId="447357389">
+    <w:abstractNumId w:val="0"/>
+  </w:num>
+  <w:num w:numId="17" w16cid:durableId="1666666731">
+    <w:abstractNumId w:val="0"/>
+  </w:num>
+  <w:num w:numId="18" w16cid:durableId="129330111">
+    <w:abstractNumId w:val="0"/>
+  </w:num>
+  <w:num w:numId="19" w16cid:durableId="1009452800">
+    <w:abstractNumId w:val="0"/>
+  </w:num>
 </w:numbering>
 </file>
 
@@ -1266,7 +1117,9 @@
   <w:docDefaults>
     <w:rPrDefault>
       <w:rPr>
-        <w:rFonts w:ascii="Times New Roman" w:eastAsia="Times New Roman" w:hAnsi="Times New Roman" w:cs="Times New Roman"/>
+        <w:rFonts w:asciiTheme="minorHAnsi" w:eastAsiaTheme="minorHAnsi" w:hAnsiTheme="minorHAnsi" w:cstheme="minorBidi"/>
+        <w:sz w:val="22"/>
+        <w:szCs w:val="22"/>
         <w:lang w:val="en-US" w:eastAsia="en-US" w:bidi="ar-SA"/>
       </w:rPr>
     </w:rPrDefault>
@@ -1653,12 +1506,12 @@
   <w:style w:type="paragraph" w:default="1" w:styleId="Normal">
     <w:name w:val="Normal"/>
     <w:qFormat/>
-    <w:rsid w:val="004E548B"/>
+    <w:rsid w:val="00DD454A"/>
     <w:pPr>
       <w:spacing w:after="240" w:line="276" w:lineRule="auto"/>
     </w:pPr>
     <w:rPr>
-      <w:rFonts w:asciiTheme="minorHAnsi" w:hAnsiTheme="minorHAnsi" w:cstheme="minorHAnsi"/>
+      <w:rFonts w:cstheme="minorHAnsi"/>
       <w:sz w:val="28"/>
       <w:szCs w:val="28"/>
     </w:rPr>
@@ -1669,10 +1522,10 @@
     <w:next w:val="Normal"/>
     <w:link w:val="Heading1Char"/>
     <w:qFormat/>
-    <w:rsid w:val="004E548B"/>
+    <w:rsid w:val="00DD454A"/>
     <w:pPr>
       <w:keepNext/>
-      <w:contextualSpacing/>
+      <w:spacing w:before="240" w:after="60" w:line="240" w:lineRule="auto"/>
       <w:outlineLvl w:val="0"/>
     </w:pPr>
     <w:rPr>
@@ -1688,11 +1541,11 @@
     <w:next w:val="Normal"/>
     <w:link w:val="Heading2Char"/>
     <w:qFormat/>
-    <w:rsid w:val="004E548B"/>
+    <w:rsid w:val="00DD454A"/>
     <w:pPr>
       <w:numPr>
         <w:ilvl w:val="1"/>
-        <w:numId w:val="12"/>
+        <w:numId w:val="19"/>
       </w:numPr>
       <w:outlineLvl w:val="1"/>
     </w:pPr>
@@ -1708,7 +1561,7 @@
     <w:next w:val="Normal"/>
     <w:link w:val="Heading3Char"/>
     <w:qFormat/>
-    <w:rsid w:val="004E548B"/>
+    <w:rsid w:val="00DD454A"/>
     <w:pPr>
       <w:outlineLvl w:val="2"/>
     </w:pPr>
@@ -1722,7 +1575,7 @@
     <w:next w:val="Normal"/>
     <w:link w:val="Heading4Char"/>
     <w:qFormat/>
-    <w:rsid w:val="004E548B"/>
+    <w:rsid w:val="00DD454A"/>
     <w:pPr>
       <w:numPr>
         <w:ilvl w:val="3"/>
@@ -1739,7 +1592,7 @@
     <w:next w:val="Normal"/>
     <w:link w:val="Heading5Char"/>
     <w:qFormat/>
-    <w:rsid w:val="004E548B"/>
+    <w:rsid w:val="00DD454A"/>
     <w:pPr>
       <w:numPr>
         <w:ilvl w:val="4"/>
@@ -1756,7 +1609,7 @@
     <w:next w:val="Normal"/>
     <w:link w:val="Heading6Char"/>
     <w:qFormat/>
-    <w:rsid w:val="004E548B"/>
+    <w:rsid w:val="00DD454A"/>
     <w:pPr>
       <w:numPr>
         <w:ilvl w:val="5"/>
@@ -1764,7 +1617,7 @@
       <w:outlineLvl w:val="5"/>
     </w:pPr>
     <w:rPr>
-      <w:b w:val="0"/>
+      <w:bCs/>
       <w:sz w:val="24"/>
       <w:szCs w:val="24"/>
       <w:u w:val="single"/>
@@ -1776,28 +1629,31 @@
     <w:next w:val="Normal"/>
     <w:link w:val="Heading7Char"/>
     <w:qFormat/>
-    <w:rsid w:val="004E548B"/>
+    <w:rsid w:val="00DD454A"/>
     <w:pPr>
+      <w:keepNext w:val="0"/>
+      <w:numPr>
+        <w:ilvl w:val="0"/>
+        <w:numId w:val="0"/>
+      </w:numPr>
       <w:outlineLvl w:val="6"/>
     </w:pPr>
     <w:rPr>
-      <w:b/>
-      <w:bCs/>
+      <w:b w:val="0"/>
+      <w:kern w:val="0"/>
     </w:rPr>
   </w:style>
   <w:style w:type="paragraph" w:styleId="Heading8">
     <w:name w:val="heading 8"/>
-    <w:basedOn w:val="Heading7"/>
+    <w:basedOn w:val="Heading6"/>
     <w:next w:val="Normal"/>
     <w:link w:val="Heading8Char"/>
     <w:qFormat/>
-    <w:rsid w:val="004E548B"/>
+    <w:rsid w:val="00DD454A"/>
     <w:pPr>
       <w:outlineLvl w:val="7"/>
     </w:pPr>
     <w:rPr>
-      <w:b w:val="0"/>
-      <w:bCs w:val="0"/>
       <w:i/>
       <w:iCs/>
       <w:u w:val="none"/>
@@ -1809,13 +1665,13 @@
     <w:next w:val="Normal"/>
     <w:link w:val="Heading9Char"/>
     <w:qFormat/>
-    <w:rsid w:val="004E548B"/>
+    <w:rsid w:val="00DD454A"/>
     <w:pPr>
       <w:outlineLvl w:val="8"/>
     </w:pPr>
     <w:rPr>
-      <w:b/>
-      <w:bCs/>
+      <w:b w:val="0"/>
+      <w:bCs w:val="0"/>
     </w:rPr>
   </w:style>
   <w:style w:type="character" w:default="1" w:styleId="DefaultParagraphFont">
@@ -1860,9 +1716,10 @@
     <w:next w:val="Normal"/>
     <w:link w:val="Subheading1Char"/>
     <w:qFormat/>
-    <w:rsid w:val="004E548B"/>
+    <w:rsid w:val="00DD454A"/>
     <w:pPr>
-      <w:spacing w:line="240" w:lineRule="auto"/>
+      <w:spacing w:before="0" w:after="0"/>
+      <w:contextualSpacing/>
     </w:pPr>
     <w:rPr>
       <w:rFonts w:asciiTheme="majorHAnsi" w:eastAsiaTheme="minorHAnsi" w:hAnsiTheme="majorHAnsi"/>
@@ -1875,9 +1732,9 @@
     <w:name w:val="Subheading 1 Char"/>
     <w:basedOn w:val="DefaultParagraphFont"/>
     <w:link w:val="Subheading1"/>
-    <w:rsid w:val="004E548B"/>
-    <w:rPr>
-      <w:rFonts w:asciiTheme="majorHAnsi" w:eastAsiaTheme="minorHAnsi" w:hAnsiTheme="majorHAnsi" w:cstheme="minorHAnsi"/>
+    <w:rsid w:val="00DD454A"/>
+    <w:rPr>
+      <w:rFonts w:asciiTheme="majorHAnsi" w:hAnsiTheme="majorHAnsi" w:cstheme="minorHAnsi"/>
       <w:b/>
       <w:kern w:val="28"/>
       <w:sz w:val="48"/>
@@ -1889,9 +1746,9 @@
     <w:name w:val="Heading 1 Char"/>
     <w:basedOn w:val="DefaultParagraphFont"/>
     <w:link w:val="Heading1"/>
-    <w:rsid w:val="004E548B"/>
-    <w:rPr>
-      <w:rFonts w:asciiTheme="minorHAnsi" w:eastAsiaTheme="majorEastAsia" w:hAnsiTheme="minorHAnsi" w:cstheme="minorHAnsi"/>
+    <w:rsid w:val="00DD454A"/>
+    <w:rPr>
+      <w:rFonts w:eastAsiaTheme="majorEastAsia" w:cstheme="minorHAnsi"/>
       <w:b/>
       <w:kern w:val="28"/>
       <w:sz w:val="56"/>
@@ -1900,67 +1757,58 @@
   </w:style>
   <w:style w:type="paragraph" w:customStyle="1" w:styleId="Subheading2">
     <w:name w:val="Subheading 2"/>
-    <w:basedOn w:val="Heading2"/>
+    <w:basedOn w:val="Subheading1"/>
     <w:next w:val="Normal"/>
     <w:link w:val="Subheading2Char"/>
     <w:qFormat/>
-    <w:rsid w:val="004E548B"/>
-    <w:pPr>
-      <w:spacing w:line="240" w:lineRule="auto"/>
-    </w:pPr>
-    <w:rPr>
-      <w:vertAlign w:val="superscript"/>
-    </w:rPr>
+    <w:rsid w:val="00DD454A"/>
   </w:style>
   <w:style w:type="character" w:customStyle="1" w:styleId="Subheading2Char">
     <w:name w:val="Subheading 2 Char"/>
     <w:basedOn w:val="Subheading1Char"/>
     <w:link w:val="Subheading2"/>
-    <w:rsid w:val="004E548B"/>
+    <w:rsid w:val="00DD454A"/>
+    <w:rPr>
+      <w:rFonts w:asciiTheme="majorHAnsi" w:hAnsiTheme="majorHAnsi" w:cstheme="minorHAnsi"/>
+      <w:b/>
+      <w:kern w:val="28"/>
+      <w:sz w:val="48"/>
+      <w:szCs w:val="48"/>
+      <w:vertAlign w:val="superscript"/>
+    </w:rPr>
+  </w:style>
+  <w:style w:type="character" w:customStyle="1" w:styleId="Heading2Char">
+    <w:name w:val="Heading 2 Char"/>
+    <w:basedOn w:val="DefaultParagraphFont"/>
+    <w:link w:val="Heading2"/>
+    <w:rsid w:val="00DD454A"/>
     <w:rPr>
       <w:rFonts w:asciiTheme="majorHAnsi" w:eastAsiaTheme="majorEastAsia" w:hAnsiTheme="majorHAnsi" w:cstheme="minorHAnsi"/>
       <w:b/>
       <w:kern w:val="28"/>
       <w:sz w:val="48"/>
       <w:szCs w:val="48"/>
-      <w:vertAlign w:val="superscript"/>
-    </w:rPr>
-  </w:style>
-  <w:style w:type="character" w:customStyle="1" w:styleId="Heading2Char">
-    <w:name w:val="Heading 2 Char"/>
-    <w:basedOn w:val="DefaultParagraphFont"/>
-    <w:link w:val="Heading2"/>
-    <w:rsid w:val="004E548B"/>
-    <w:rPr>
-      <w:rFonts w:asciiTheme="majorHAnsi" w:eastAsiaTheme="majorEastAsia" w:hAnsiTheme="majorHAnsi" w:cstheme="minorHAnsi"/>
-      <w:b/>
-      <w:kern w:val="28"/>
-      <w:sz w:val="48"/>
-      <w:szCs w:val="48"/>
     </w:rPr>
   </w:style>
   <w:style w:type="paragraph" w:customStyle="1" w:styleId="Subheading3">
     <w:name w:val="Subheading 3"/>
-    <w:basedOn w:val="Heading3"/>
+    <w:basedOn w:val="Subheading2"/>
     <w:next w:val="Normal"/>
     <w:link w:val="Subheading3Char"/>
     <w:qFormat/>
-    <w:rsid w:val="004E548B"/>
-    <w:pPr>
-      <w:spacing w:line="240" w:lineRule="auto"/>
-    </w:pPr>
-    <w:rPr>
+    <w:rsid w:val="00DD454A"/>
+    <w:rPr>
+      <w:sz w:val="40"/>
       <w:szCs w:val="40"/>
-      <w:vertAlign w:val="superscript"/>
     </w:rPr>
   </w:style>
   <w:style w:type="character" w:customStyle="1" w:styleId="Subheading3Char">
     <w:name w:val="Subheading 3 Char"/>
     <w:basedOn w:val="Subheading2Char"/>
     <w:link w:val="Subheading3"/>
-    <w:rsid w:val="004E548B"/>
-    <w:rPr>
-      <w:rFonts w:asciiTheme="majorHAnsi" w:eastAsiaTheme="majorEastAsia" w:hAnsiTheme="majorHAnsi" w:cstheme="minorHAnsi"/>
+    <w:rsid w:val="00DD454A"/>
+    <w:rPr>
+      <w:rFonts w:asciiTheme="majorHAnsi" w:hAnsiTheme="majorHAnsi" w:cstheme="minorHAnsi"/>
       <w:b/>
       <w:kern w:val="28"/>
       <w:sz w:val="40"/>
@@ -1972,7 +1820,7 @@
     <w:name w:val="Heading 3 Char"/>
     <w:basedOn w:val="DefaultParagraphFont"/>
     <w:link w:val="Heading3"/>
-    <w:rsid w:val="004E548B"/>
+    <w:rsid w:val="00DD454A"/>
     <w:rPr>
       <w:rFonts w:asciiTheme="majorHAnsi" w:eastAsiaTheme="majorEastAsia" w:hAnsiTheme="majorHAnsi" w:cstheme="minorHAnsi"/>
       <w:b/>
@@ -1984,10 +1832,12 @@
   <w:style w:type="paragraph" w:customStyle="1" w:styleId="Suptitle">
     <w:name w:val="Suptitle"/>
     <w:basedOn w:val="Subtitle"/>
-    <w:next w:val="Normal"/>
     <w:link w:val="SuptitleChar"/>
     <w:qFormat/>
-    <w:rsid w:val="004E548B"/>
+    <w:rsid w:val="00DD454A"/>
+    <w:pPr>
+      <w:spacing w:before="240"/>
+    </w:pPr>
     <w:rPr>
       <w:vertAlign w:val="subscript"/>
     </w:rPr>
@@ -1996,7 +1846,7 @@
     <w:name w:val="Suptitle Char"/>
     <w:basedOn w:val="SubtitleChar"/>
     <w:link w:val="Suptitle"/>
-    <w:rsid w:val="004E548B"/>
+    <w:rsid w:val="00DD454A"/>
     <w:rPr>
       <w:rFonts w:asciiTheme="majorHAnsi" w:eastAsiaTheme="majorEastAsia" w:hAnsiTheme="majorHAnsi" w:cstheme="majorBidi"/>
       <w:color w:val="7F7F7F" w:themeColor="text1" w:themeTint="80"/>
@@ -2014,7 +1864,7 @@
     <w:link w:val="SubtitleChar"/>
     <w:uiPriority w:val="11"/>
     <w:qFormat/>
-    <w:rsid w:val="004E548B"/>
+    <w:rsid w:val="00DD454A"/>
     <w:rPr>
       <w:b w:val="0"/>
       <w:bCs w:val="0"/>
@@ -2027,7 +1877,7 @@
     <w:basedOn w:val="DefaultParagraphFont"/>
     <w:link w:val="Subtitle"/>
     <w:uiPriority w:val="11"/>
-    <w:rsid w:val="004E548B"/>
+    <w:rsid w:val="00DD454A"/>
     <w:rPr>
       <w:rFonts w:asciiTheme="majorHAnsi" w:eastAsiaTheme="majorEastAsia" w:hAnsiTheme="majorHAnsi" w:cstheme="majorBidi"/>
       <w:color w:val="7F7F7F" w:themeColor="text1" w:themeTint="80"/>
@@ -2043,7 +1893,7 @@
     <w:basedOn w:val="Normal"/>
     <w:uiPriority w:val="1"/>
     <w:qFormat/>
-    <w:rsid w:val="004E548B"/>
+    <w:rsid w:val="00DD454A"/>
     <w:pPr>
       <w:spacing w:after="0"/>
     </w:pPr>
@@ -2052,7 +1902,7 @@
     <w:name w:val="Heading 4 Char"/>
     <w:basedOn w:val="DefaultParagraphFont"/>
     <w:link w:val="Heading4"/>
-    <w:rsid w:val="004E548B"/>
+    <w:rsid w:val="00DD454A"/>
     <w:rPr>
       <w:rFonts w:asciiTheme="majorHAnsi" w:eastAsiaTheme="majorEastAsia" w:hAnsiTheme="majorHAnsi" w:cstheme="minorHAnsi"/>
       <w:b/>
@@ -2065,7 +1915,7 @@
     <w:name w:val="Heading 5 Char"/>
     <w:basedOn w:val="DefaultParagraphFont"/>
     <w:link w:val="Heading5"/>
-    <w:rsid w:val="004E548B"/>
+    <w:rsid w:val="00DD454A"/>
     <w:rPr>
       <w:rFonts w:asciiTheme="majorHAnsi" w:eastAsiaTheme="majorEastAsia" w:hAnsiTheme="majorHAnsi" w:cstheme="minorHAnsi"/>
       <w:b/>
@@ -2078,20 +1928,7 @@
     <w:name w:val="Heading 6 Char"/>
     <w:basedOn w:val="DefaultParagraphFont"/>
     <w:link w:val="Heading6"/>
-    <w:rsid w:val="004E548B"/>
-    <w:rPr>
-      <w:rFonts w:asciiTheme="majorHAnsi" w:eastAsiaTheme="majorEastAsia" w:hAnsiTheme="majorHAnsi" w:cstheme="minorHAnsi"/>
-      <w:kern w:val="28"/>
-      <w:sz w:val="24"/>
-      <w:szCs w:val="24"/>
-      <w:u w:val="single"/>
-    </w:rPr>
-  </w:style>
-  <w:style w:type="character" w:customStyle="1" w:styleId="Heading7Char">
-    <w:name w:val="Heading 7 Char"/>
-    <w:basedOn w:val="DefaultParagraphFont"/>
-    <w:link w:val="Heading7"/>
-    <w:rsid w:val="004E548B"/>
+    <w:rsid w:val="00DD454A"/>
     <w:rPr>
       <w:rFonts w:asciiTheme="majorHAnsi" w:eastAsiaTheme="majorEastAsia" w:hAnsiTheme="majorHAnsi" w:cstheme="minorHAnsi"/>
       <w:b/>
@@ -2102,25 +1939,24 @@
       <w:u w:val="single"/>
     </w:rPr>
   </w:style>
+  <w:style w:type="character" w:customStyle="1" w:styleId="Heading7Char">
+    <w:name w:val="Heading 7 Char"/>
+    <w:basedOn w:val="DefaultParagraphFont"/>
+    <w:link w:val="Heading7"/>
+    <w:rsid w:val="00DD454A"/>
+    <w:rPr>
+      <w:rFonts w:asciiTheme="majorHAnsi" w:eastAsiaTheme="majorEastAsia" w:hAnsiTheme="majorHAnsi" w:cstheme="minorHAnsi"/>
+      <w:bCs/>
+      <w:sz w:val="24"/>
+      <w:szCs w:val="24"/>
+      <w:u w:val="single"/>
+    </w:rPr>
+  </w:style>
   <w:style w:type="character" w:customStyle="1" w:styleId="Heading8Char">
     <w:name w:val="Heading 8 Char"/>
     <w:basedOn w:val="DefaultParagraphFont"/>
     <w:link w:val="Heading8"/>
-    <w:rsid w:val="004E548B"/>
-    <w:rPr>
-      <w:rFonts w:asciiTheme="majorHAnsi" w:eastAsiaTheme="majorEastAsia" w:hAnsiTheme="majorHAnsi" w:cstheme="minorHAnsi"/>
-      <w:i/>
-      <w:iCs/>
-      <w:kern w:val="28"/>
-      <w:sz w:val="24"/>
-      <w:szCs w:val="24"/>
-    </w:rPr>
-  </w:style>
-  <w:style w:type="character" w:customStyle="1" w:styleId="Heading9Char">
-    <w:name w:val="Heading 9 Char"/>
-    <w:basedOn w:val="DefaultParagraphFont"/>
-    <w:link w:val="Heading9"/>
-    <w:rsid w:val="004E548B"/>
+    <w:rsid w:val="00DD454A"/>
     <w:rPr>
       <w:rFonts w:asciiTheme="majorHAnsi" w:eastAsiaTheme="majorEastAsia" w:hAnsiTheme="majorHAnsi" w:cstheme="minorHAnsi"/>
       <w:b/>
@@ -2132,6 +1968,20 @@
       <w:szCs w:val="24"/>
     </w:rPr>
   </w:style>
+  <w:style w:type="character" w:customStyle="1" w:styleId="Heading9Char">
+    <w:name w:val="Heading 9 Char"/>
+    <w:basedOn w:val="DefaultParagraphFont"/>
+    <w:link w:val="Heading9"/>
+    <w:rsid w:val="00DD454A"/>
+    <w:rPr>
+      <w:rFonts w:asciiTheme="majorHAnsi" w:eastAsiaTheme="majorEastAsia" w:hAnsiTheme="majorHAnsi" w:cstheme="minorHAnsi"/>
+      <w:i/>
+      <w:iCs/>
+      <w:kern w:val="28"/>
+      <w:sz w:val="24"/>
+      <w:szCs w:val="24"/>
+    </w:rPr>
+  </w:style>
   <w:style w:type="paragraph" w:styleId="Caption">
     <w:name w:val="caption"/>
     <w:basedOn w:val="Normal"/>
@@ -2140,7 +1990,7 @@
     <w:semiHidden/>
     <w:unhideWhenUsed/>
     <w:qFormat/>
-    <w:rsid w:val="004E548B"/>
+    <w:rsid w:val="00DD454A"/>
     <w:pPr>
       <w:spacing w:after="200"/>
     </w:pPr>
@@ -2148,7 +1998,6 @@
       <w:i/>
       <w:iCs/>
       <w:color w:val="0E2841" w:themeColor="text2"/>
-      <w:sz w:val="18"/>
       <w:szCs w:val="18"/>
     </w:rPr>
   </w:style>
@@ -2159,9 +2008,9 @@
     <w:link w:val="TitleChar"/>
     <w:uiPriority w:val="10"/>
     <w:qFormat/>
-    <w:rsid w:val="004E548B"/>
+    <w:rsid w:val="00DD454A"/>
     <w:pPr>
-      <w:contextualSpacing/>
+      <w:spacing w:line="240" w:lineRule="auto"/>
     </w:pPr>
     <w:rPr>
       <w:rFonts w:asciiTheme="majorHAnsi" w:eastAsiaTheme="majorEastAsia" w:hAnsiTheme="majorHAnsi" w:cstheme="majorBidi"/>
@@ -2178,7 +2027,7 @@
     <w:basedOn w:val="DefaultParagraphFont"/>
     <w:link w:val="Title"/>
     <w:uiPriority w:val="10"/>
-    <w:rsid w:val="004E548B"/>
+    <w:rsid w:val="00DD454A"/>
     <w:rPr>
       <w:rFonts w:asciiTheme="majorHAnsi" w:eastAsiaTheme="majorEastAsia" w:hAnsiTheme="majorHAnsi" w:cstheme="majorBidi"/>
       <w:b/>
@@ -2193,7 +2042,7 @@
     <w:name w:val="Strong"/>
     <w:uiPriority w:val="22"/>
     <w:qFormat/>
-    <w:rsid w:val="004E548B"/>
+    <w:rsid w:val="00DD454A"/>
     <w:rPr>
       <w:b/>
       <w:bCs/>
@@ -2203,7 +2052,7 @@
     <w:name w:val="Emphasis"/>
     <w:uiPriority w:val="20"/>
     <w:qFormat/>
-    <w:rsid w:val="004E548B"/>
+    <w:rsid w:val="00DD454A"/>
     <w:rPr>
       <w:rFonts w:asciiTheme="minorHAnsi" w:hAnsiTheme="minorHAnsi" w:cstheme="minorHAnsi"/>
       <w:i/>
@@ -2214,10 +2063,10 @@
   </w:style>
   <w:style w:type="paragraph" w:styleId="ListParagraph">
     <w:name w:val="List Paragraph"/>
-    <w:basedOn w:val="NoSpacing"/>
+    <w:basedOn w:val="Normal"/>
     <w:uiPriority w:val="34"/>
     <w:qFormat/>
-    <w:rsid w:val="004E548B"/>
+    <w:rsid w:val="00DD454A"/>
     <w:pPr>
       <w:ind w:left="720"/>
       <w:contextualSpacing/>
@@ -2225,11 +2074,12 @@
   </w:style>
   <w:style w:type="paragraph" w:styleId="Quote">
     <w:name w:val="Quote"/>
-    <w:basedOn w:val="NoSpacing"/>
+    <w:basedOn w:val="Normal"/>
+    <w:next w:val="Normal"/>
     <w:link w:val="QuoteChar"/>
     <w:uiPriority w:val="29"/>
     <w:qFormat/>
-    <w:rsid w:val="004E548B"/>
+    <w:rsid w:val="00DD454A"/>
     <w:pPr>
       <w:keepLines/>
       <w:pageBreakBefore/>
@@ -2241,18 +2091,15 @@
       <w:contextualSpacing/>
       <w:mirrorIndents/>
     </w:pPr>
-    <w:rPr>
-      <w:rFonts w:eastAsiaTheme="minorHAnsi"/>
-    </w:rPr>
   </w:style>
   <w:style w:type="character" w:customStyle="1" w:styleId="QuoteChar">
     <w:name w:val="Quote Char"/>
     <w:basedOn w:val="DefaultParagraphFont"/>
     <w:link w:val="Quote"/>
     <w:uiPriority w:val="29"/>
-    <w:rsid w:val="004E548B"/>
-    <w:rPr>
-      <w:rFonts w:asciiTheme="minorHAnsi" w:eastAsiaTheme="minorHAnsi" w:hAnsiTheme="minorHAnsi" w:cstheme="minorHAnsi"/>
+    <w:rsid w:val="00DD454A"/>
+    <w:rPr>
+      <w:rFonts w:cstheme="minorHAnsi"/>
       <w:sz w:val="28"/>
       <w:szCs w:val="28"/>
     </w:rPr>
@@ -2260,10 +2107,11 @@
   <w:style w:type="paragraph" w:styleId="IntenseQuote">
     <w:name w:val="Intense Quote"/>
     <w:basedOn w:val="Quote"/>
+    <w:next w:val="Normal"/>
     <w:link w:val="IntenseQuoteChar"/>
     <w:uiPriority w:val="30"/>
     <w:qFormat/>
-    <w:rsid w:val="004E548B"/>
+    <w:rsid w:val="00DD454A"/>
     <w:pPr>
       <w:pBdr>
         <w:left w:val="single" w:sz="18" w:space="7" w:color="auto"/>
@@ -2279,9 +2127,9 @@
     <w:basedOn w:val="DefaultParagraphFont"/>
     <w:link w:val="IntenseQuote"/>
     <w:uiPriority w:val="30"/>
-    <w:rsid w:val="004E548B"/>
-    <w:rPr>
-      <w:rFonts w:asciiTheme="minorHAnsi" w:eastAsiaTheme="minorHAnsi" w:hAnsiTheme="minorHAnsi" w:cstheme="minorHAnsi"/>
+    <w:rsid w:val="00DD454A"/>
+    <w:rPr>
+      <w:rFonts w:cstheme="minorHAnsi"/>
       <w:b/>
       <w:bCs/>
       <w:sz w:val="28"/>
@@ -2293,7 +2141,7 @@
     <w:basedOn w:val="Emphasis"/>
     <w:uiPriority w:val="19"/>
     <w:qFormat/>
-    <w:rsid w:val="004E548B"/>
+    <w:rsid w:val="00DD454A"/>
     <w:rPr>
       <w:rFonts w:asciiTheme="minorHAnsi" w:hAnsiTheme="minorHAnsi" w:cs="Calibri Light"/>
       <w:i/>
@@ -2308,7 +2156,7 @@
     <w:basedOn w:val="Emphasis"/>
     <w:uiPriority w:val="21"/>
     <w:qFormat/>
-    <w:rsid w:val="004E548B"/>
+    <w:rsid w:val="00DD454A"/>
     <w:rPr>
       <w:rFonts w:asciiTheme="minorHAnsi" w:hAnsiTheme="minorHAnsi" w:cstheme="minorHAnsi"/>
       <w:b/>
@@ -2323,7 +2171,7 @@
     <w:name w:val="Subtle Reference"/>
     <w:uiPriority w:val="31"/>
     <w:qFormat/>
-    <w:rsid w:val="004E548B"/>
+    <w:rsid w:val="00DD454A"/>
     <w:rPr>
       <w:caps/>
       <w:color w:val="7F7F7F" w:themeColor="text1" w:themeTint="80"/>
@@ -2336,7 +2184,7 @@
     <w:basedOn w:val="SubtleReference"/>
     <w:uiPriority w:val="32"/>
     <w:qFormat/>
-    <w:rsid w:val="004E548B"/>
+    <w:rsid w:val="00DD454A"/>
     <w:rPr>
       <w:b/>
       <w:bCs/>
@@ -2348,9 +2196,10 @@
   </w:style>
   <w:style w:type="character" w:styleId="BookTitle">
     <w:name w:val="Book Title"/>
+    <w:basedOn w:val="DefaultParagraphFont"/>
     <w:uiPriority w:val="33"/>
     <w:qFormat/>
-    <w:rsid w:val="004E548B"/>
+    <w:rsid w:val="00DD454A"/>
     <w:rPr>
       <w:b/>
       <w:bCs/>
